--- a/lessons/5-8/downloads/reveal/5.8-session-1-practice-form-b.docx
+++ b/lessons/5-8/downloads/reveal/5.8-session-1-practice-form-b.docx
@@ -15,7 +15,7 @@
         <w:rPr>
           <w:rFonts w:ascii="Avenir Next" w:hAnsi="Avenir Next" w:cs="Avenir Next" w:eastAsia="Avenir Next"/>
           <w:color w:val="1A1A1A"/>
-          <w:sz w:val="20"/>
+          <w:sz w:val="22"/>
           <w:szCs w:val="20"/>
         </w:rPr>
         <w:t xml:space="preserve">Name</w:t>
@@ -33,7 +33,7 @@
         <w:rPr>
           <w:rFonts w:ascii="Avenir Next" w:hAnsi="Avenir Next" w:cs="Avenir Next" w:eastAsia="Avenir Next"/>
           <w:color w:val="1A1A1A"/>
-          <w:sz w:val="20"/>
+          <w:sz w:val="22"/>
           <w:szCs w:val="20"/>
         </w:rPr>
         <w:t xml:space="preserve">   Date</w:t>
@@ -51,7 +51,7 @@
         <w:rPr>
           <w:rFonts w:ascii="Avenir Next" w:hAnsi="Avenir Next" w:cs="Avenir Next" w:eastAsia="Avenir Next"/>
           <w:color w:val="1A1A1A"/>
-          <w:sz w:val="20"/>
+          <w:sz w:val="22"/>
           <w:szCs w:val="20"/>
         </w:rPr>
         <w:t xml:space="preserve">   Period</w:t>
@@ -78,7 +78,7 @@
           <w:caps/>
           <w:color w:val="003A70"/>
           <w:spacing w:val="12"/>
-          <w:sz w:val="19"/>
+          <w:sz w:val="22"/>
           <w:szCs w:val="19"/>
         </w:rPr>
         <w:t xml:space="preserve">Lesson 5-8  ·  Session 1  ·  Practice  ·  Form B</w:t>
@@ -86,6 +86,7 @@
     </w:p>
     <w:p>
       <w:pPr>
+        <w:pStyle w:val="Heading1"/>
         <w:keepNext/>
         <w:spacing w:before="0" w:after="10" w:line="240" w:lineRule="auto"/>
       </w:pPr>
@@ -111,7 +112,7 @@
         <w:rPr>
           <w:rFonts w:ascii="Avenir Next" w:hAnsi="Avenir Next" w:cs="Avenir Next" w:eastAsia="Avenir Next"/>
           <w:color w:val="5A5F66"/>
-          <w:sz w:val="17"/>
+          <w:sz w:val="22"/>
           <w:szCs w:val="17"/>
         </w:rPr>
         <w:t xml:space="preserve">Learning target — I can find the surface area of a pyramid by adding the base area and the areas of its triangular faces.</w:t>
@@ -128,7 +129,7 @@
     </w:p>
     <w:p>
       <w:pPr>
-        <w:spacing w:before="0" w:after="0" w:line="60" w:lineRule="auto"/>
+        <w:spacing w:before="0" w:after="0" w:line="50" w:lineRule="exact"/>
       </w:pPr>
     </w:p>
     <w:tbl>
@@ -167,6 +168,7 @@
           </w:tcPr>
           <w:p>
             <w:pPr>
+              <w:pStyle w:val="Heading2"/>
               <w:spacing w:before="0" w:after="40" w:line="264" w:lineRule="auto"/>
             </w:pPr>
             <w:r>
@@ -194,54 +196,54 @@
                 <w:rFonts w:ascii="Avenir Next" w:hAnsi="Avenir Next" w:cs="Avenir Next" w:eastAsia="Avenir Next"/>
                 <w:b/>
                 <w:color w:val="003A70"/>
+                <w:sz w:val="22"/>
+                <w:szCs w:val="18"/>
+              </w:rPr>
+              <w:t xml:space="preserve">•</w:t>
+            </w:r>
+            <w:r>
+              <w:rPr>
+                <w:rFonts w:ascii="Avenir Next" w:hAnsi="Avenir Next" w:cs="Avenir Next" w:eastAsia="Avenir Next"/>
+                <w:color w:val="1A1A1A"/>
                 <w:sz w:val="18"/>
                 <w:szCs w:val="18"/>
               </w:rPr>
-              <w:t xml:space="preserve">•</w:t>
-            </w:r>
-            <w:r>
-              <w:rPr>
-                <w:rFonts w:ascii="Avenir Next" w:hAnsi="Avenir Next" w:cs="Avenir Next" w:eastAsia="Avenir Next"/>
-                <w:color w:val="1A1A1A"/>
-                <w:sz w:val="18"/>
+              <w:tab/>
+            </w:r>
+            <w:r>
+              <w:rPr>
+                <w:rFonts w:ascii="Avenir Next" w:hAnsi="Avenir Next" w:cs="Avenir Next" w:eastAsia="Avenir Next"/>
+                <w:b/>
+                <w:color w:val="1A1A1A"/>
+                <w:sz w:val="22"/>
                 <w:szCs w:val="18"/>
               </w:rPr>
-              <w:tab/>
-            </w:r>
-            <w:r>
-              <w:rPr>
-                <w:rFonts w:ascii="Avenir Next" w:hAnsi="Avenir Next" w:cs="Avenir Next" w:eastAsia="Avenir Next"/>
-                <w:b/>
-                <w:color w:val="1A1A1A"/>
-                <w:sz w:val="18"/>
+              <w:t xml:space="preserve">SA of a pyramid</w:t>
+            </w:r>
+            <w:r>
+              <w:rPr>
+                <w:rFonts w:ascii="Avenir Next" w:hAnsi="Avenir Next" w:cs="Avenir Next" w:eastAsia="Avenir Next"/>
+                <w:color w:val="1A1A1A"/>
+                <w:sz w:val="22"/>
                 <w:szCs w:val="18"/>
               </w:rPr>
-              <w:t xml:space="preserve">SA of a pyramid</w:t>
-            </w:r>
-            <w:r>
-              <w:rPr>
-                <w:rFonts w:ascii="Avenir Next" w:hAnsi="Avenir Next" w:cs="Avenir Next" w:eastAsia="Avenir Next"/>
-                <w:color w:val="1A1A1A"/>
-                <w:sz w:val="18"/>
+              <w:t xml:space="preserve"> = base area + area of all the </w:t>
+            </w:r>
+            <w:r>
+              <w:rPr>
+                <w:rFonts w:ascii="Avenir Next" w:hAnsi="Avenir Next" w:cs="Avenir Next" w:eastAsia="Avenir Next"/>
+                <w:b/>
+                <w:color w:val="1A1A1A"/>
+                <w:sz w:val="22"/>
                 <w:szCs w:val="18"/>
               </w:rPr>
-              <w:t xml:space="preserve"> = base area + area of all the </w:t>
-            </w:r>
-            <w:r>
-              <w:rPr>
-                <w:rFonts w:ascii="Avenir Next" w:hAnsi="Avenir Next" w:cs="Avenir Next" w:eastAsia="Avenir Next"/>
-                <w:b/>
-                <w:color w:val="1A1A1A"/>
-                <w:sz w:val="18"/>
-                <w:szCs w:val="18"/>
-              </w:rPr>
               <w:t xml:space="preserve">triangular faces</w:t>
             </w:r>
             <w:r>
               <w:rPr>
                 <w:rFonts w:ascii="Avenir Next" w:hAnsi="Avenir Next" w:cs="Avenir Next" w:eastAsia="Avenir Next"/>
                 <w:color w:val="1A1A1A"/>
-                <w:sz w:val="18"/>
+                <w:sz w:val="22"/>
                 <w:szCs w:val="18"/>
               </w:rPr>
               <w:t xml:space="preserve">.</w:t>
@@ -260,44 +262,44 @@
                 <w:rFonts w:ascii="Avenir Next" w:hAnsi="Avenir Next" w:cs="Avenir Next" w:eastAsia="Avenir Next"/>
                 <w:b/>
                 <w:color w:val="003A70"/>
+                <w:sz w:val="22"/>
+                <w:szCs w:val="18"/>
+              </w:rPr>
+              <w:t xml:space="preserve">•</w:t>
+            </w:r>
+            <w:r>
+              <w:rPr>
+                <w:rFonts w:ascii="Avenir Next" w:hAnsi="Avenir Next" w:cs="Avenir Next" w:eastAsia="Avenir Next"/>
+                <w:color w:val="1A1A1A"/>
                 <w:sz w:val="18"/>
                 <w:szCs w:val="18"/>
               </w:rPr>
-              <w:t xml:space="preserve">•</w:t>
-            </w:r>
-            <w:r>
-              <w:rPr>
-                <w:rFonts w:ascii="Avenir Next" w:hAnsi="Avenir Next" w:cs="Avenir Next" w:eastAsia="Avenir Next"/>
-                <w:color w:val="1A1A1A"/>
-                <w:sz w:val="18"/>
+              <w:tab/>
+            </w:r>
+            <w:r>
+              <w:rPr>
+                <w:rFonts w:ascii="Avenir Next" w:hAnsi="Avenir Next" w:cs="Avenir Next" w:eastAsia="Avenir Next"/>
+                <w:color w:val="1A1A1A"/>
+                <w:sz w:val="22"/>
                 <w:szCs w:val="18"/>
               </w:rPr>
-              <w:tab/>
-            </w:r>
-            <w:r>
-              <w:rPr>
-                <w:rFonts w:ascii="Avenir Next" w:hAnsi="Avenir Next" w:cs="Avenir Next" w:eastAsia="Avenir Next"/>
-                <w:color w:val="1A1A1A"/>
-                <w:sz w:val="18"/>
+              <w:t xml:space="preserve">Each triangle: ½ × base edge × </w:t>
+            </w:r>
+            <w:r>
+              <w:rPr>
+                <w:rFonts w:ascii="Avenir Next" w:hAnsi="Avenir Next" w:cs="Avenir Next" w:eastAsia="Avenir Next"/>
+                <w:b/>
+                <w:color w:val="1A1A1A"/>
+                <w:sz w:val="22"/>
                 <w:szCs w:val="18"/>
               </w:rPr>
-              <w:t xml:space="preserve">Each triangle: ½ × base edge × </w:t>
-            </w:r>
-            <w:r>
-              <w:rPr>
-                <w:rFonts w:ascii="Avenir Next" w:hAnsi="Avenir Next" w:cs="Avenir Next" w:eastAsia="Avenir Next"/>
-                <w:b/>
-                <w:color w:val="1A1A1A"/>
-                <w:sz w:val="18"/>
-                <w:szCs w:val="18"/>
-              </w:rPr>
               <w:t xml:space="preserve">slant height</w:t>
             </w:r>
             <w:r>
               <w:rPr>
                 <w:rFonts w:ascii="Avenir Next" w:hAnsi="Avenir Next" w:cs="Avenir Next" w:eastAsia="Avenir Next"/>
                 <w:color w:val="1A1A1A"/>
-                <w:sz w:val="18"/>
+                <w:sz w:val="22"/>
                 <w:szCs w:val="18"/>
               </w:rPr>
               <w:t xml:space="preserve"> (not the straight-up height).</w:t>
@@ -316,44 +318,44 @@
                 <w:rFonts w:ascii="Avenir Next" w:hAnsi="Avenir Next" w:cs="Avenir Next" w:eastAsia="Avenir Next"/>
                 <w:b/>
                 <w:color w:val="003A70"/>
+                <w:sz w:val="22"/>
+                <w:szCs w:val="18"/>
+              </w:rPr>
+              <w:t xml:space="preserve">•</w:t>
+            </w:r>
+            <w:r>
+              <w:rPr>
+                <w:rFonts w:ascii="Avenir Next" w:hAnsi="Avenir Next" w:cs="Avenir Next" w:eastAsia="Avenir Next"/>
+                <w:color w:val="1A1A1A"/>
                 <w:sz w:val="18"/>
                 <w:szCs w:val="18"/>
               </w:rPr>
-              <w:t xml:space="preserve">•</w:t>
-            </w:r>
-            <w:r>
-              <w:rPr>
-                <w:rFonts w:ascii="Avenir Next" w:hAnsi="Avenir Next" w:cs="Avenir Next" w:eastAsia="Avenir Next"/>
-                <w:color w:val="1A1A1A"/>
-                <w:sz w:val="18"/>
+              <w:tab/>
+            </w:r>
+            <w:r>
+              <w:rPr>
+                <w:rFonts w:ascii="Avenir Next" w:hAnsi="Avenir Next" w:cs="Avenir Next" w:eastAsia="Avenir Next"/>
+                <w:color w:val="1A1A1A"/>
+                <w:sz w:val="22"/>
                 <w:szCs w:val="18"/>
               </w:rPr>
-              <w:tab/>
-            </w:r>
-            <w:r>
-              <w:rPr>
-                <w:rFonts w:ascii="Avenir Next" w:hAnsi="Avenir Next" w:cs="Avenir Next" w:eastAsia="Avenir Next"/>
-                <w:color w:val="1A1A1A"/>
-                <w:sz w:val="18"/>
+              <w:t xml:space="preserve">A square pyramid has 1 square + </w:t>
+            </w:r>
+            <w:r>
+              <w:rPr>
+                <w:rFonts w:ascii="Avenir Next" w:hAnsi="Avenir Next" w:cs="Avenir Next" w:eastAsia="Avenir Next"/>
+                <w:b/>
+                <w:color w:val="1A1A1A"/>
+                <w:sz w:val="22"/>
                 <w:szCs w:val="18"/>
               </w:rPr>
-              <w:t xml:space="preserve">A square pyramid has 1 square + </w:t>
-            </w:r>
-            <w:r>
-              <w:rPr>
-                <w:rFonts w:ascii="Avenir Next" w:hAnsi="Avenir Next" w:cs="Avenir Next" w:eastAsia="Avenir Next"/>
-                <w:b/>
-                <w:color w:val="1A1A1A"/>
-                <w:sz w:val="18"/>
-                <w:szCs w:val="18"/>
-              </w:rPr>
               <w:t xml:space="preserve">4</w:t>
             </w:r>
             <w:r>
               <w:rPr>
                 <w:rFonts w:ascii="Avenir Next" w:hAnsi="Avenir Next" w:cs="Avenir Next" w:eastAsia="Avenir Next"/>
                 <w:color w:val="1A1A1A"/>
-                <w:sz w:val="18"/>
+                <w:sz w:val="22"/>
                 <w:szCs w:val="18"/>
               </w:rPr>
               <w:t xml:space="preserve"> matching triangles.</w:t>
@@ -368,6 +370,7 @@
           </w:tcPr>
           <w:p>
             <w:pPr>
+              <w:pStyle w:val="Heading2"/>
               <w:spacing w:before="0" w:after="40" w:line="264" w:lineRule="auto"/>
             </w:pPr>
             <w:r>
@@ -390,7 +393,7 @@
               <w:rPr>
                 <w:rFonts w:ascii="Avenir Next" w:hAnsi="Avenir Next" w:cs="Avenir Next" w:eastAsia="Avenir Next"/>
                 <w:color w:val="1A1A1A"/>
-                <w:sz w:val="17"/>
+                <w:sz w:val="22"/>
                 <w:szCs w:val="17"/>
               </w:rPr>
               <w:t xml:space="preserve">Square base 10 cm; slant height 7 cm.</w:t>
@@ -409,25 +412,25 @@
                 <w:rFonts w:ascii="Avenir Next" w:hAnsi="Avenir Next" w:cs="Avenir Next" w:eastAsia="Avenir Next"/>
                 <w:b/>
                 <w:color w:val="003A70"/>
+                <w:sz w:val="22"/>
+                <w:szCs w:val="17"/>
+              </w:rPr>
+              <w:t xml:space="preserve">Step 1</w:t>
+            </w:r>
+            <w:r>
+              <w:rPr>
+                <w:rFonts w:ascii="Avenir Next" w:hAnsi="Avenir Next" w:cs="Avenir Next" w:eastAsia="Avenir Next"/>
+                <w:color w:val="1A1A1A"/>
                 <w:sz w:val="17"/>
                 <w:szCs w:val="17"/>
               </w:rPr>
-              <w:t xml:space="preserve">Step 1</w:t>
-            </w:r>
-            <w:r>
-              <w:rPr>
-                <w:rFonts w:ascii="Avenir Next" w:hAnsi="Avenir Next" w:cs="Avenir Next" w:eastAsia="Avenir Next"/>
-                <w:color w:val="1A1A1A"/>
-                <w:sz w:val="17"/>
-                <w:szCs w:val="17"/>
-              </w:rPr>
               <w:tab/>
             </w:r>
             <w:r>
               <w:rPr>
                 <w:rFonts w:ascii="Avenir Next" w:hAnsi="Avenir Next" w:cs="Avenir Next" w:eastAsia="Avenir Next"/>
                 <w:color w:val="1A1A1A"/>
-                <w:sz w:val="17"/>
+                <w:sz w:val="22"/>
                 <w:szCs w:val="17"/>
               </w:rPr>
               <w:t xml:space="preserve">Base: 10 × 10 = 100 cm².</w:t>
@@ -446,25 +449,25 @@
                 <w:rFonts w:ascii="Avenir Next" w:hAnsi="Avenir Next" w:cs="Avenir Next" w:eastAsia="Avenir Next"/>
                 <w:b/>
                 <w:color w:val="003A70"/>
+                <w:sz w:val="22"/>
+                <w:szCs w:val="17"/>
+              </w:rPr>
+              <w:t xml:space="preserve">Step 2</w:t>
+            </w:r>
+            <w:r>
+              <w:rPr>
+                <w:rFonts w:ascii="Avenir Next" w:hAnsi="Avenir Next" w:cs="Avenir Next" w:eastAsia="Avenir Next"/>
+                <w:color w:val="1A1A1A"/>
                 <w:sz w:val="17"/>
                 <w:szCs w:val="17"/>
               </w:rPr>
-              <w:t xml:space="preserve">Step 2</w:t>
-            </w:r>
-            <w:r>
-              <w:rPr>
-                <w:rFonts w:ascii="Avenir Next" w:hAnsi="Avenir Next" w:cs="Avenir Next" w:eastAsia="Avenir Next"/>
-                <w:color w:val="1A1A1A"/>
-                <w:sz w:val="17"/>
-                <w:szCs w:val="17"/>
-              </w:rPr>
               <w:tab/>
             </w:r>
             <w:r>
               <w:rPr>
                 <w:rFonts w:ascii="Avenir Next" w:hAnsi="Avenir Next" w:cs="Avenir Next" w:eastAsia="Avenir Next"/>
                 <w:color w:val="1A1A1A"/>
-                <w:sz w:val="17"/>
+                <w:sz w:val="22"/>
                 <w:szCs w:val="17"/>
               </w:rPr>
               <w:t xml:space="preserve">One triangle: ½ × 10 × 7 = 35 cm².</w:t>
@@ -483,25 +486,25 @@
                 <w:rFonts w:ascii="Avenir Next" w:hAnsi="Avenir Next" w:cs="Avenir Next" w:eastAsia="Avenir Next"/>
                 <w:b/>
                 <w:color w:val="003A70"/>
+                <w:sz w:val="22"/>
+                <w:szCs w:val="17"/>
+              </w:rPr>
+              <w:t xml:space="preserve">Step 3</w:t>
+            </w:r>
+            <w:r>
+              <w:rPr>
+                <w:rFonts w:ascii="Avenir Next" w:hAnsi="Avenir Next" w:cs="Avenir Next" w:eastAsia="Avenir Next"/>
+                <w:color w:val="1A1A1A"/>
                 <w:sz w:val="17"/>
                 <w:szCs w:val="17"/>
               </w:rPr>
-              <w:t xml:space="preserve">Step 3</w:t>
-            </w:r>
-            <w:r>
-              <w:rPr>
-                <w:rFonts w:ascii="Avenir Next" w:hAnsi="Avenir Next" w:cs="Avenir Next" w:eastAsia="Avenir Next"/>
-                <w:color w:val="1A1A1A"/>
-                <w:sz w:val="17"/>
-                <w:szCs w:val="17"/>
-              </w:rPr>
               <w:tab/>
             </w:r>
             <w:r>
               <w:rPr>
                 <w:rFonts w:ascii="Avenir Next" w:hAnsi="Avenir Next" w:cs="Avenir Next" w:eastAsia="Avenir Next"/>
                 <w:color w:val="1A1A1A"/>
-                <w:sz w:val="17"/>
+                <w:sz w:val="22"/>
                 <w:szCs w:val="17"/>
               </w:rPr>
               <w:t xml:space="preserve">Four triangles: 140. Add: 100 + 140.</w:t>
@@ -520,18 +523,18 @@
                 <w:rFonts w:ascii="Avenir Next" w:hAnsi="Avenir Next" w:cs="Avenir Next" w:eastAsia="Avenir Next"/>
                 <w:b/>
                 <w:color w:val="1A1A1A"/>
+                <w:sz w:val="22"/>
+                <w:szCs w:val="17"/>
+              </w:rPr>
+              <w:t xml:space="preserve">Answer</w:t>
+            </w:r>
+            <w:r>
+              <w:rPr>
+                <w:rFonts w:ascii="Avenir Next" w:hAnsi="Avenir Next" w:cs="Avenir Next" w:eastAsia="Avenir Next"/>
+                <w:color w:val="1A1A1A"/>
                 <w:sz w:val="17"/>
                 <w:szCs w:val="17"/>
               </w:rPr>
-              <w:t xml:space="preserve">Answer</w:t>
-            </w:r>
-            <w:r>
-              <w:rPr>
-                <w:rFonts w:ascii="Avenir Next" w:hAnsi="Avenir Next" w:cs="Avenir Next" w:eastAsia="Avenir Next"/>
-                <w:color w:val="1A1A1A"/>
-                <w:sz w:val="17"/>
-                <w:szCs w:val="17"/>
-              </w:rPr>
               <w:tab/>
             </w:r>
             <w:r>
@@ -539,7 +542,7 @@
                 <w:rFonts w:ascii="Avenir Next" w:hAnsi="Avenir Next" w:cs="Avenir Next" w:eastAsia="Avenir Next"/>
                 <w:b/>
                 <w:color w:val="1A1A1A"/>
-                <w:sz w:val="17"/>
+                <w:sz w:val="22"/>
                 <w:szCs w:val="17"/>
               </w:rPr>
               <w:t xml:space="preserve">SA = 240 cm²</w:t>
@@ -568,7 +571,7 @@
           <w:rFonts w:ascii="Avenir Next" w:hAnsi="Avenir Next" w:cs="Avenir Next" w:eastAsia="Avenir Next"/>
           <w:b/>
           <w:color w:val="1A1A1A"/>
-          <w:sz w:val="17"/>
+          <w:sz w:val="22"/>
           <w:szCs w:val="17"/>
         </w:rPr>
         <w:t xml:space="preserve">slant height</w:t>
@@ -578,7 +581,7 @@
           <w:rFonts w:ascii="Avenir Next" w:hAnsi="Avenir Next" w:cs="Avenir Next" w:eastAsia="Avenir Next"/>
           <w:i/>
           <w:color w:val="5A5F66"/>
-          <w:sz w:val="17"/>
+          <w:sz w:val="22"/>
           <w:szCs w:val="17"/>
         </w:rPr>
         <w:t xml:space="preserve"> (altura inclinada)</w:t>
@@ -587,7 +590,7 @@
         <w:rPr>
           <w:rFonts w:ascii="Avenir Next" w:hAnsi="Avenir Next" w:cs="Avenir Next" w:eastAsia="Avenir Next"/>
           <w:color w:val="5A5F66"/>
-          <w:sz w:val="17"/>
+          <w:sz w:val="22"/>
           <w:szCs w:val="17"/>
         </w:rPr>
         <w:t xml:space="preserve">   ·   </w:t>
@@ -597,7 +600,7 @@
           <w:rFonts w:ascii="Avenir Next" w:hAnsi="Avenir Next" w:cs="Avenir Next" w:eastAsia="Avenir Next"/>
           <w:b/>
           <w:color w:val="1A1A1A"/>
-          <w:sz w:val="17"/>
+          <w:sz w:val="22"/>
           <w:szCs w:val="17"/>
         </w:rPr>
         <w:t xml:space="preserve">lateral face</w:t>
@@ -607,7 +610,7 @@
           <w:rFonts w:ascii="Avenir Next" w:hAnsi="Avenir Next" w:cs="Avenir Next" w:eastAsia="Avenir Next"/>
           <w:i/>
           <w:color w:val="5A5F66"/>
-          <w:sz w:val="17"/>
+          <w:sz w:val="22"/>
           <w:szCs w:val="17"/>
         </w:rPr>
         <w:t xml:space="preserve"> (cara lateral)</w:t>
@@ -616,7 +619,7 @@
         <w:rPr>
           <w:rFonts w:ascii="Avenir Next" w:hAnsi="Avenir Next" w:cs="Avenir Next" w:eastAsia="Avenir Next"/>
           <w:color w:val="5A5F66"/>
-          <w:sz w:val="17"/>
+          <w:sz w:val="22"/>
           <w:szCs w:val="17"/>
         </w:rPr>
         <w:t xml:space="preserve">   ·   </w:t>
@@ -626,7 +629,7 @@
           <w:rFonts w:ascii="Avenir Next" w:hAnsi="Avenir Next" w:cs="Avenir Next" w:eastAsia="Avenir Next"/>
           <w:b/>
           <w:color w:val="1A1A1A"/>
-          <w:sz w:val="17"/>
+          <w:sz w:val="22"/>
           <w:szCs w:val="17"/>
         </w:rPr>
         <w:t xml:space="preserve">apex</w:t>
@@ -636,7 +639,7 @@
           <w:rFonts w:ascii="Avenir Next" w:hAnsi="Avenir Next" w:cs="Avenir Next" w:eastAsia="Avenir Next"/>
           <w:i/>
           <w:color w:val="5A5F66"/>
-          <w:sz w:val="17"/>
+          <w:sz w:val="22"/>
           <w:szCs w:val="17"/>
         </w:rPr>
         <w:t xml:space="preserve"> (ápice)</w:t>
@@ -644,6 +647,7 @@
     </w:p>
     <w:p>
       <w:pPr>
+        <w:pStyle w:val="Heading2"/>
         <w:keepNext/>
         <w:pBdr>
           <w:bottom w:val="single" w:sz="8" w:space="3" w:color="003A70"/>
@@ -659,7 +663,7 @@
           <w:b/>
           <w:color w:val="003A70"/>
           <w:spacing w:val="14"/>
-          <w:sz w:val="19"/>
+          <w:sz w:val="22"/>
           <w:szCs w:val="19"/>
         </w:rPr>
         <w:t xml:space="preserve">PRACTICE</w:t>
@@ -678,7 +682,7 @@
           <w:rFonts w:ascii="Avenir Next" w:hAnsi="Avenir Next" w:cs="Avenir Next" w:eastAsia="Avenir Next"/>
           <w:i/>
           <w:color w:val="5A5F66"/>
-          <w:sz w:val="17"/>
+          <w:sz w:val="22"/>
           <w:szCs w:val="17"/>
         </w:rPr>
         <w:t xml:space="preserve">show your work · label units</w:t>
@@ -686,7 +690,7 @@
     </w:p>
     <w:p>
       <w:pPr>
-        <w:spacing w:before="0" w:after="0" w:line="20" w:lineRule="exact"/>
+        <w:spacing w:before="0" w:after="0" w:line="50" w:lineRule="exact"/>
       </w:pPr>
     </w:p>
     <w:tbl>
@@ -736,25 +740,25 @@
                 <w:rFonts w:ascii="Avenir Next" w:hAnsi="Avenir Next" w:cs="Avenir Next" w:eastAsia="Avenir Next"/>
                 <w:b/>
                 <w:color w:val="1A1A1A"/>
+                <w:sz w:val="22"/>
+                <w:szCs w:val="20"/>
+              </w:rPr>
+              <w:t xml:space="preserve">1.</w:t>
+            </w:r>
+            <w:r>
+              <w:rPr>
+                <w:rFonts w:ascii="Avenir Next" w:hAnsi="Avenir Next" w:cs="Avenir Next" w:eastAsia="Avenir Next"/>
+                <w:color w:val="1A1A1A"/>
                 <w:sz w:val="20"/>
                 <w:szCs w:val="20"/>
               </w:rPr>
-              <w:t xml:space="preserve">1.</w:t>
-            </w:r>
-            <w:r>
-              <w:rPr>
-                <w:rFonts w:ascii="Avenir Next" w:hAnsi="Avenir Next" w:cs="Avenir Next" w:eastAsia="Avenir Next"/>
-                <w:color w:val="1A1A1A"/>
-                <w:sz w:val="20"/>
-                <w:szCs w:val="20"/>
-              </w:rPr>
               <w:tab/>
             </w:r>
             <w:r>
               <w:rPr>
                 <w:rFonts w:ascii="Avenir Next" w:hAnsi="Avenir Next" w:cs="Avenir Next" w:eastAsia="Avenir Next"/>
                 <w:color w:val="1A1A1A"/>
-                <w:sz w:val="20"/>
+                <w:sz w:val="22"/>
                 <w:szCs w:val="20"/>
               </w:rPr>
               <w:t xml:space="preserve">Find the surface area of each square pyramid.</w:t>
@@ -809,10 +813,28 @@
                       <w:rFonts w:ascii="Avenir Next" w:hAnsi="Avenir Next" w:cs="Avenir Next" w:eastAsia="Avenir Next"/>
                       <w:b/>
                       <w:color w:val="003A70"/>
+                      <w:sz w:val="22"/>
+                      <w:szCs w:val="20"/>
+                    </w:rPr>
+                    <w:t xml:space="preserve">a.</w:t>
+                  </w:r>
+                  <w:r>
+                    <w:rPr>
+                      <w:rFonts w:ascii="Avenir Next" w:hAnsi="Avenir Next" w:cs="Avenir Next" w:eastAsia="Avenir Next"/>
+                      <w:color w:val="1A1A1A"/>
                       <w:sz w:val="20"/>
                       <w:szCs w:val="20"/>
                     </w:rPr>
-                    <w:t xml:space="preserve">a.</w:t>
+                    <w:tab/>
+                  </w:r>
+                  <w:r>
+                    <w:rPr>
+                      <w:rFonts w:ascii="Avenir Next" w:hAnsi="Avenir Next" w:cs="Avenir Next" w:eastAsia="Avenir Next"/>
+                      <w:color w:val="1A1A1A"/>
+                      <w:sz w:val="22"/>
+                      <w:szCs w:val="20"/>
+                    </w:rPr>
+                    <w:t xml:space="preserve">base 6 m, slant height 8 m</w:t>
                   </w:r>
                   <w:r>
                     <w:rPr>
@@ -821,7 +843,7 @@
                       <w:sz w:val="20"/>
                       <w:szCs w:val="20"/>
                     </w:rPr>
-                    <w:tab/>
+                    <w:t xml:space="preserve">  </w:t>
                   </w:r>
                   <w:r>
                     <w:rPr>
@@ -829,24 +851,6 @@
                       <w:color w:val="1A1A1A"/>
                       <w:sz w:val="20"/>
                       <w:szCs w:val="20"/>
-                    </w:rPr>
-                    <w:t xml:space="preserve">base 6 m, slant height 8 m</w:t>
-                  </w:r>
-                  <w:r>
-                    <w:rPr>
-                      <w:rFonts w:ascii="Avenir Next" w:hAnsi="Avenir Next" w:cs="Avenir Next" w:eastAsia="Avenir Next"/>
-                      <w:color w:val="1A1A1A"/>
-                      <w:sz w:val="20"/>
-                      <w:szCs w:val="20"/>
-                    </w:rPr>
-                    <w:t xml:space="preserve">  </w:t>
-                  </w:r>
-                  <w:r>
-                    <w:rPr>
-                      <w:rFonts w:ascii="Avenir Next" w:hAnsi="Avenir Next" w:cs="Avenir Next" w:eastAsia="Avenir Next"/>
-                      <w:color w:val="1A1A1A"/>
-                      <w:sz w:val="20"/>
-                      <w:szCs w:val="20"/>
                       <w:u w:val="single"/>
                     </w:rPr>
                     <w:t xml:space="preserve">      </w:t>
@@ -855,7 +859,7 @@
                     <w:rPr>
                       <w:rFonts w:ascii="Avenir Next" w:hAnsi="Avenir Next" w:cs="Avenir Next" w:eastAsia="Avenir Next"/>
                       <w:color w:val="1A1A1A"/>
-                      <w:sz w:val="20"/>
+                      <w:sz w:val="22"/>
                       <w:szCs w:val="20"/>
                     </w:rPr>
                     <w:t xml:space="preserve"> m²</w:t>
@@ -880,10 +884,28 @@
                       <w:rFonts w:ascii="Avenir Next" w:hAnsi="Avenir Next" w:cs="Avenir Next" w:eastAsia="Avenir Next"/>
                       <w:b/>
                       <w:color w:val="003A70"/>
+                      <w:sz w:val="22"/>
+                      <w:szCs w:val="20"/>
+                    </w:rPr>
+                    <w:t xml:space="preserve">b.</w:t>
+                  </w:r>
+                  <w:r>
+                    <w:rPr>
+                      <w:rFonts w:ascii="Avenir Next" w:hAnsi="Avenir Next" w:cs="Avenir Next" w:eastAsia="Avenir Next"/>
+                      <w:color w:val="1A1A1A"/>
                       <w:sz w:val="20"/>
                       <w:szCs w:val="20"/>
                     </w:rPr>
-                    <w:t xml:space="preserve">b.</w:t>
+                    <w:tab/>
+                  </w:r>
+                  <w:r>
+                    <w:rPr>
+                      <w:rFonts w:ascii="Avenir Next" w:hAnsi="Avenir Next" w:cs="Avenir Next" w:eastAsia="Avenir Next"/>
+                      <w:color w:val="1A1A1A"/>
+                      <w:sz w:val="22"/>
+                      <w:szCs w:val="20"/>
+                    </w:rPr>
+                    <w:t xml:space="preserve">base 4 ft, slant height 7 ft</w:t>
                   </w:r>
                   <w:r>
                     <w:rPr>
@@ -892,7 +914,7 @@
                       <w:sz w:val="20"/>
                       <w:szCs w:val="20"/>
                     </w:rPr>
-                    <w:tab/>
+                    <w:t xml:space="preserve">  </w:t>
                   </w:r>
                   <w:r>
                     <w:rPr>
@@ -900,24 +922,6 @@
                       <w:color w:val="1A1A1A"/>
                       <w:sz w:val="20"/>
                       <w:szCs w:val="20"/>
-                    </w:rPr>
-                    <w:t xml:space="preserve">base 4 ft, slant height 7 ft</w:t>
-                  </w:r>
-                  <w:r>
-                    <w:rPr>
-                      <w:rFonts w:ascii="Avenir Next" w:hAnsi="Avenir Next" w:cs="Avenir Next" w:eastAsia="Avenir Next"/>
-                      <w:color w:val="1A1A1A"/>
-                      <w:sz w:val="20"/>
-                      <w:szCs w:val="20"/>
-                    </w:rPr>
-                    <w:t xml:space="preserve">  </w:t>
-                  </w:r>
-                  <w:r>
-                    <w:rPr>
-                      <w:rFonts w:ascii="Avenir Next" w:hAnsi="Avenir Next" w:cs="Avenir Next" w:eastAsia="Avenir Next"/>
-                      <w:color w:val="1A1A1A"/>
-                      <w:sz w:val="20"/>
-                      <w:szCs w:val="20"/>
                       <w:u w:val="single"/>
                     </w:rPr>
                     <w:t xml:space="preserve">      </w:t>
@@ -926,7 +930,7 @@
                     <w:rPr>
                       <w:rFonts w:ascii="Avenir Next" w:hAnsi="Avenir Next" w:cs="Avenir Next" w:eastAsia="Avenir Next"/>
                       <w:color w:val="1A1A1A"/>
-                      <w:sz w:val="20"/>
+                      <w:sz w:val="22"/>
                       <w:szCs w:val="20"/>
                     </w:rPr>
                     <w:t xml:space="preserve"> ft²</w:t>
@@ -957,10 +961,28 @@
                       <w:rFonts w:ascii="Avenir Next" w:hAnsi="Avenir Next" w:cs="Avenir Next" w:eastAsia="Avenir Next"/>
                       <w:b/>
                       <w:color w:val="003A70"/>
+                      <w:sz w:val="22"/>
+                      <w:szCs w:val="20"/>
+                    </w:rPr>
+                    <w:t xml:space="preserve">c.</w:t>
+                  </w:r>
+                  <w:r>
+                    <w:rPr>
+                      <w:rFonts w:ascii="Avenir Next" w:hAnsi="Avenir Next" w:cs="Avenir Next" w:eastAsia="Avenir Next"/>
+                      <w:color w:val="1A1A1A"/>
                       <w:sz w:val="20"/>
                       <w:szCs w:val="20"/>
                     </w:rPr>
-                    <w:t xml:space="preserve">c.</w:t>
+                    <w:tab/>
+                  </w:r>
+                  <w:r>
+                    <w:rPr>
+                      <w:rFonts w:ascii="Avenir Next" w:hAnsi="Avenir Next" w:cs="Avenir Next" w:eastAsia="Avenir Next"/>
+                      <w:color w:val="1A1A1A"/>
+                      <w:sz w:val="22"/>
+                      <w:szCs w:val="20"/>
+                    </w:rPr>
+                    <w:t xml:space="preserve">base 3 cm, slant height 5 cm</w:t>
                   </w:r>
                   <w:r>
                     <w:rPr>
@@ -969,7 +991,7 @@
                       <w:sz w:val="20"/>
                       <w:szCs w:val="20"/>
                     </w:rPr>
-                    <w:tab/>
+                    <w:t xml:space="preserve">  </w:t>
                   </w:r>
                   <w:r>
                     <w:rPr>
@@ -977,24 +999,6 @@
                       <w:color w:val="1A1A1A"/>
                       <w:sz w:val="20"/>
                       <w:szCs w:val="20"/>
-                    </w:rPr>
-                    <w:t xml:space="preserve">base 3 cm, slant height 5 cm</w:t>
-                  </w:r>
-                  <w:r>
-                    <w:rPr>
-                      <w:rFonts w:ascii="Avenir Next" w:hAnsi="Avenir Next" w:cs="Avenir Next" w:eastAsia="Avenir Next"/>
-                      <w:color w:val="1A1A1A"/>
-                      <w:sz w:val="20"/>
-                      <w:szCs w:val="20"/>
-                    </w:rPr>
-                    <w:t xml:space="preserve">  </w:t>
-                  </w:r>
-                  <w:r>
-                    <w:rPr>
-                      <w:rFonts w:ascii="Avenir Next" w:hAnsi="Avenir Next" w:cs="Avenir Next" w:eastAsia="Avenir Next"/>
-                      <w:color w:val="1A1A1A"/>
-                      <w:sz w:val="20"/>
-                      <w:szCs w:val="20"/>
                       <w:u w:val="single"/>
                     </w:rPr>
                     <w:t xml:space="preserve">      </w:t>
@@ -1003,7 +1007,7 @@
                     <w:rPr>
                       <w:rFonts w:ascii="Avenir Next" w:hAnsi="Avenir Next" w:cs="Avenir Next" w:eastAsia="Avenir Next"/>
                       <w:color w:val="1A1A1A"/>
-                      <w:sz w:val="20"/>
+                      <w:sz w:val="22"/>
                       <w:szCs w:val="20"/>
                     </w:rPr>
                     <w:t xml:space="preserve"> cm²</w:t>
@@ -1028,10 +1032,28 @@
                       <w:rFonts w:ascii="Avenir Next" w:hAnsi="Avenir Next" w:cs="Avenir Next" w:eastAsia="Avenir Next"/>
                       <w:b/>
                       <w:color w:val="003A70"/>
+                      <w:sz w:val="22"/>
+                      <w:szCs w:val="20"/>
+                    </w:rPr>
+                    <w:t xml:space="preserve">d.</w:t>
+                  </w:r>
+                  <w:r>
+                    <w:rPr>
+                      <w:rFonts w:ascii="Avenir Next" w:hAnsi="Avenir Next" w:cs="Avenir Next" w:eastAsia="Avenir Next"/>
+                      <w:color w:val="1A1A1A"/>
                       <w:sz w:val="20"/>
                       <w:szCs w:val="20"/>
                     </w:rPr>
-                    <w:t xml:space="preserve">d.</w:t>
+                    <w:tab/>
+                  </w:r>
+                  <w:r>
+                    <w:rPr>
+                      <w:rFonts w:ascii="Avenir Next" w:hAnsi="Avenir Next" w:cs="Avenir Next" w:eastAsia="Avenir Next"/>
+                      <w:color w:val="1A1A1A"/>
+                      <w:sz w:val="22"/>
+                      <w:szCs w:val="20"/>
+                    </w:rPr>
+                    <w:t xml:space="preserve">base 9 in, slant height 10 in</w:t>
                   </w:r>
                   <w:r>
                     <w:rPr>
@@ -1040,7 +1062,7 @@
                       <w:sz w:val="20"/>
                       <w:szCs w:val="20"/>
                     </w:rPr>
-                    <w:tab/>
+                    <w:t xml:space="preserve">  </w:t>
                   </w:r>
                   <w:r>
                     <w:rPr>
@@ -1048,24 +1070,6 @@
                       <w:color w:val="1A1A1A"/>
                       <w:sz w:val="20"/>
                       <w:szCs w:val="20"/>
-                    </w:rPr>
-                    <w:t xml:space="preserve">base 9 in, slant height 10 in</w:t>
-                  </w:r>
-                  <w:r>
-                    <w:rPr>
-                      <w:rFonts w:ascii="Avenir Next" w:hAnsi="Avenir Next" w:cs="Avenir Next" w:eastAsia="Avenir Next"/>
-                      <w:color w:val="1A1A1A"/>
-                      <w:sz w:val="20"/>
-                      <w:szCs w:val="20"/>
-                    </w:rPr>
-                    <w:t xml:space="preserve">  </w:t>
-                  </w:r>
-                  <w:r>
-                    <w:rPr>
-                      <w:rFonts w:ascii="Avenir Next" w:hAnsi="Avenir Next" w:cs="Avenir Next" w:eastAsia="Avenir Next"/>
-                      <w:color w:val="1A1A1A"/>
-                      <w:sz w:val="20"/>
-                      <w:szCs w:val="20"/>
                       <w:u w:val="single"/>
                     </w:rPr>
                     <w:t xml:space="preserve">      </w:t>
@@ -1074,7 +1078,7 @@
                     <w:rPr>
                       <w:rFonts w:ascii="Avenir Next" w:hAnsi="Avenir Next" w:cs="Avenir Next" w:eastAsia="Avenir Next"/>
                       <w:color w:val="1A1A1A"/>
-                      <w:sz w:val="20"/>
+                      <w:sz w:val="22"/>
                       <w:szCs w:val="20"/>
                     </w:rPr>
                     <w:t xml:space="preserve"> in²</w:t>
@@ -1085,7 +1089,7 @@
           </w:tbl>
           <w:p>
             <w:pPr>
-              <w:spacing w:before="0" w:after="0" w:line="24" w:lineRule="auto"/>
+              <w:spacing w:before="0" w:after="0" w:line="50" w:lineRule="exact"/>
             </w:pPr>
           </w:p>
         </w:tc>
@@ -1093,12 +1097,12 @@
     </w:tbl>
     <w:p>
       <w:pPr>
-        <w:spacing w:before="0" w:after="0" w:line="20" w:lineRule="exact"/>
+        <w:spacing w:before="0" w:after="0" w:line="50" w:lineRule="exact"/>
       </w:pPr>
     </w:p>
     <w:p>
       <w:pPr>
-        <w:spacing w:before="0" w:after="0" w:line="20" w:lineRule="exact"/>
+        <w:spacing w:before="0" w:after="0" w:line="50" w:lineRule="exact"/>
       </w:pPr>
     </w:p>
     <w:tbl>
@@ -1182,18 +1186,18 @@
                       <w:rFonts w:ascii="Avenir Next" w:hAnsi="Avenir Next" w:cs="Avenir Next" w:eastAsia="Avenir Next"/>
                       <w:b/>
                       <w:color w:val="1A1A1A"/>
+                      <w:sz w:val="22"/>
+                      <w:szCs w:val="20"/>
+                    </w:rPr>
+                    <w:t xml:space="preserve">2.</w:t>
+                  </w:r>
+                  <w:r>
+                    <w:rPr>
+                      <w:rFonts w:ascii="Avenir Next" w:hAnsi="Avenir Next" w:cs="Avenir Next" w:eastAsia="Avenir Next"/>
+                      <w:color w:val="1A1A1A"/>
                       <w:sz w:val="20"/>
                       <w:szCs w:val="20"/>
                     </w:rPr>
-                    <w:t xml:space="preserve">2.</w:t>
-                  </w:r>
-                  <w:r>
-                    <w:rPr>
-                      <w:rFonts w:ascii="Avenir Next" w:hAnsi="Avenir Next" w:cs="Avenir Next" w:eastAsia="Avenir Next"/>
-                      <w:color w:val="1A1A1A"/>
-                      <w:sz w:val="20"/>
-                      <w:szCs w:val="20"/>
-                    </w:rPr>
                     <w:tab/>
                   </w:r>
                   <w:r>
@@ -1201,7 +1205,7 @@
                       <w:rFonts w:ascii="Avenir Next" w:hAnsi="Avenir Next" w:cs="Avenir Next" w:eastAsia="Avenir Next"/>
                       <w:b/>
                       <w:color w:val="1A1A1A"/>
-                      <w:sz w:val="20"/>
+                      <w:sz w:val="22"/>
                       <w:szCs w:val="20"/>
                     </w:rPr>
                     <w:t xml:space="preserve">Pyramid Model.  </w:t>
@@ -1210,7 +1214,7 @@
                     <w:rPr>
                       <w:rFonts w:ascii="Avenir Next" w:hAnsi="Avenir Next" w:cs="Avenir Next" w:eastAsia="Avenir Next"/>
                       <w:color w:val="1A1A1A"/>
-                      <w:sz w:val="20"/>
+                      <w:sz w:val="22"/>
                       <w:szCs w:val="20"/>
                     </w:rPr>
                     <w:t xml:space="preserve">A class model is a square pyramid. Its net is shown.</w:t>
@@ -1230,10 +1234,28 @@
                       <w:rFonts w:ascii="Avenir Next" w:hAnsi="Avenir Next" w:cs="Avenir Next" w:eastAsia="Avenir Next"/>
                       <w:b/>
                       <w:color w:val="003A70"/>
+                      <w:sz w:val="22"/>
+                      <w:szCs w:val="20"/>
+                    </w:rPr>
+                    <w:t xml:space="preserve">a.</w:t>
+                  </w:r>
+                  <w:r>
+                    <w:rPr>
+                      <w:rFonts w:ascii="Avenir Next" w:hAnsi="Avenir Next" w:cs="Avenir Next" w:eastAsia="Avenir Next"/>
+                      <w:color w:val="1A1A1A"/>
                       <w:sz w:val="20"/>
                       <w:szCs w:val="20"/>
                     </w:rPr>
-                    <w:t xml:space="preserve">a.</w:t>
+                    <w:tab/>
+                  </w:r>
+                  <w:r>
+                    <w:rPr>
+                      <w:rFonts w:ascii="Avenir Next" w:hAnsi="Avenir Next" w:cs="Avenir Next" w:eastAsia="Avenir Next"/>
+                      <w:color w:val="1A1A1A"/>
+                      <w:sz w:val="22"/>
+                      <w:szCs w:val="20"/>
+                    </w:rPr>
+                    <w:t xml:space="preserve">Area of the square base</w:t>
                   </w:r>
                   <w:r>
                     <w:rPr>
@@ -1242,7 +1264,7 @@
                       <w:sz w:val="20"/>
                       <w:szCs w:val="20"/>
                     </w:rPr>
-                    <w:tab/>
+                    <w:t xml:space="preserve">  </w:t>
                   </w:r>
                   <w:r>
                     <w:rPr>
@@ -1250,24 +1272,6 @@
                       <w:color w:val="1A1A1A"/>
                       <w:sz w:val="20"/>
                       <w:szCs w:val="20"/>
-                    </w:rPr>
-                    <w:t xml:space="preserve">Area of the square base</w:t>
-                  </w:r>
-                  <w:r>
-                    <w:rPr>
-                      <w:rFonts w:ascii="Avenir Next" w:hAnsi="Avenir Next" w:cs="Avenir Next" w:eastAsia="Avenir Next"/>
-                      <w:color w:val="1A1A1A"/>
-                      <w:sz w:val="20"/>
-                      <w:szCs w:val="20"/>
-                    </w:rPr>
-                    <w:t xml:space="preserve">  </w:t>
-                  </w:r>
-                  <w:r>
-                    <w:rPr>
-                      <w:rFonts w:ascii="Avenir Next" w:hAnsi="Avenir Next" w:cs="Avenir Next" w:eastAsia="Avenir Next"/>
-                      <w:color w:val="1A1A1A"/>
-                      <w:sz w:val="20"/>
-                      <w:szCs w:val="20"/>
                       <w:u w:val="single"/>
                     </w:rPr>
                     <w:t xml:space="preserve">                </w:t>
@@ -1276,7 +1280,7 @@
                     <w:rPr>
                       <w:rFonts w:ascii="Avenir Next" w:hAnsi="Avenir Next" w:cs="Avenir Next" w:eastAsia="Avenir Next"/>
                       <w:color w:val="1A1A1A"/>
-                      <w:sz w:val="20"/>
+                      <w:sz w:val="22"/>
                       <w:szCs w:val="20"/>
                     </w:rPr>
                     <w:t xml:space="preserve"> cm²</w:t>
@@ -1296,10 +1300,28 @@
                       <w:rFonts w:ascii="Avenir Next" w:hAnsi="Avenir Next" w:cs="Avenir Next" w:eastAsia="Avenir Next"/>
                       <w:b/>
                       <w:color w:val="003A70"/>
+                      <w:sz w:val="22"/>
+                      <w:szCs w:val="20"/>
+                    </w:rPr>
+                    <w:t xml:space="preserve">b.</w:t>
+                  </w:r>
+                  <w:r>
+                    <w:rPr>
+                      <w:rFonts w:ascii="Avenir Next" w:hAnsi="Avenir Next" w:cs="Avenir Next" w:eastAsia="Avenir Next"/>
+                      <w:color w:val="1A1A1A"/>
                       <w:sz w:val="20"/>
                       <w:szCs w:val="20"/>
                     </w:rPr>
-                    <w:t xml:space="preserve">b.</w:t>
+                    <w:tab/>
+                  </w:r>
+                  <w:r>
+                    <w:rPr>
+                      <w:rFonts w:ascii="Avenir Next" w:hAnsi="Avenir Next" w:cs="Avenir Next" w:eastAsia="Avenir Next"/>
+                      <w:color w:val="1A1A1A"/>
+                      <w:sz w:val="22"/>
+                      <w:szCs w:val="20"/>
+                    </w:rPr>
+                    <w:t xml:space="preserve">Area of one triangle</w:t>
                   </w:r>
                   <w:r>
                     <w:rPr>
@@ -1308,7 +1330,7 @@
                       <w:sz w:val="20"/>
                       <w:szCs w:val="20"/>
                     </w:rPr>
-                    <w:tab/>
+                    <w:t xml:space="preserve">  </w:t>
                   </w:r>
                   <w:r>
                     <w:rPr>
@@ -1316,24 +1338,6 @@
                       <w:color w:val="1A1A1A"/>
                       <w:sz w:val="20"/>
                       <w:szCs w:val="20"/>
-                    </w:rPr>
-                    <w:t xml:space="preserve">Area of one triangle</w:t>
-                  </w:r>
-                  <w:r>
-                    <w:rPr>
-                      <w:rFonts w:ascii="Avenir Next" w:hAnsi="Avenir Next" w:cs="Avenir Next" w:eastAsia="Avenir Next"/>
-                      <w:color w:val="1A1A1A"/>
-                      <w:sz w:val="20"/>
-                      <w:szCs w:val="20"/>
-                    </w:rPr>
-                    <w:t xml:space="preserve">  </w:t>
-                  </w:r>
-                  <w:r>
-                    <w:rPr>
-                      <w:rFonts w:ascii="Avenir Next" w:hAnsi="Avenir Next" w:cs="Avenir Next" w:eastAsia="Avenir Next"/>
-                      <w:color w:val="1A1A1A"/>
-                      <w:sz w:val="20"/>
-                      <w:szCs w:val="20"/>
                       <w:u w:val="single"/>
                     </w:rPr>
                     <w:t xml:space="preserve">                </w:t>
@@ -1342,7 +1346,7 @@
                     <w:rPr>
                       <w:rFonts w:ascii="Avenir Next" w:hAnsi="Avenir Next" w:cs="Avenir Next" w:eastAsia="Avenir Next"/>
                       <w:color w:val="1A1A1A"/>
-                      <w:sz w:val="20"/>
+                      <w:sz w:val="22"/>
                       <w:szCs w:val="20"/>
                     </w:rPr>
                     <w:t xml:space="preserve"> cm²</w:t>
@@ -1362,10 +1366,28 @@
                       <w:rFonts w:ascii="Avenir Next" w:hAnsi="Avenir Next" w:cs="Avenir Next" w:eastAsia="Avenir Next"/>
                       <w:b/>
                       <w:color w:val="003A70"/>
+                      <w:sz w:val="22"/>
+                      <w:szCs w:val="20"/>
+                    </w:rPr>
+                    <w:t xml:space="preserve">c.</w:t>
+                  </w:r>
+                  <w:r>
+                    <w:rPr>
+                      <w:rFonts w:ascii="Avenir Next" w:hAnsi="Avenir Next" w:cs="Avenir Next" w:eastAsia="Avenir Next"/>
+                      <w:color w:val="1A1A1A"/>
                       <w:sz w:val="20"/>
                       <w:szCs w:val="20"/>
                     </w:rPr>
-                    <w:t xml:space="preserve">c.</w:t>
+                    <w:tab/>
+                  </w:r>
+                  <w:r>
+                    <w:rPr>
+                      <w:rFonts w:ascii="Avenir Next" w:hAnsi="Avenir Next" w:cs="Avenir Next" w:eastAsia="Avenir Next"/>
+                      <w:color w:val="1A1A1A"/>
+                      <w:sz w:val="22"/>
+                      <w:szCs w:val="20"/>
+                    </w:rPr>
+                    <w:t xml:space="preserve">Surface area</w:t>
                   </w:r>
                   <w:r>
                     <w:rPr>
@@ -1374,7 +1396,7 @@
                       <w:sz w:val="20"/>
                       <w:szCs w:val="20"/>
                     </w:rPr>
-                    <w:tab/>
+                    <w:t xml:space="preserve">  </w:t>
                   </w:r>
                   <w:r>
                     <w:rPr>
@@ -1382,24 +1404,6 @@
                       <w:color w:val="1A1A1A"/>
                       <w:sz w:val="20"/>
                       <w:szCs w:val="20"/>
-                    </w:rPr>
-                    <w:t xml:space="preserve">Surface area</w:t>
-                  </w:r>
-                  <w:r>
-                    <w:rPr>
-                      <w:rFonts w:ascii="Avenir Next" w:hAnsi="Avenir Next" w:cs="Avenir Next" w:eastAsia="Avenir Next"/>
-                      <w:color w:val="1A1A1A"/>
-                      <w:sz w:val="20"/>
-                      <w:szCs w:val="20"/>
-                    </w:rPr>
-                    <w:t xml:space="preserve">  </w:t>
-                  </w:r>
-                  <w:r>
-                    <w:rPr>
-                      <w:rFonts w:ascii="Avenir Next" w:hAnsi="Avenir Next" w:cs="Avenir Next" w:eastAsia="Avenir Next"/>
-                      <w:color w:val="1A1A1A"/>
-                      <w:sz w:val="20"/>
-                      <w:szCs w:val="20"/>
                       <w:u w:val="single"/>
                     </w:rPr>
                     <w:t xml:space="preserve">                </w:t>
@@ -1408,7 +1412,7 @@
                     <w:rPr>
                       <w:rFonts w:ascii="Avenir Next" w:hAnsi="Avenir Next" w:cs="Avenir Next" w:eastAsia="Avenir Next"/>
                       <w:color w:val="1A1A1A"/>
-                      <w:sz w:val="20"/>
+                      <w:sz w:val="22"/>
                       <w:szCs w:val="20"/>
                     </w:rPr>
                     <w:t xml:space="preserve"> cm²</w:t>
@@ -1429,7 +1433,7 @@
                     <w:drawing>
                       <wp:inline distT="0" distB="0" distL="0" distR="0">
                         <wp:extent cx="1188720" cy="1188720"/>
-                        <wp:docPr id="1" name="Figure 1"/>
+                        <wp:docPr id="1" name="Figure 1" descr="Net of a square pyramid: a square with one triangle on each side. Printed dimension labels: base: 14 cm; slant: 12 cm."/>
                         <a:graphic xmlns:a="http://schemas.openxmlformats.org/drawingml/2006/main">
                           <a:graphicData uri="http://schemas.openxmlformats.org/drawingml/2006/picture">
                             <pic:pic xmlns:pic="http://schemas.openxmlformats.org/drawingml/2006/picture">
@@ -1464,7 +1468,7 @@
           </w:tbl>
           <w:p>
             <w:pPr>
-              <w:spacing w:before="0" w:after="0" w:line="24" w:lineRule="auto"/>
+              <w:spacing w:before="0" w:after="0" w:line="50" w:lineRule="exact"/>
             </w:pPr>
           </w:p>
         </w:tc>
@@ -1472,12 +1476,12 @@
     </w:tbl>
     <w:p>
       <w:pPr>
-        <w:spacing w:before="0" w:after="0" w:line="20" w:lineRule="exact"/>
+        <w:spacing w:before="0" w:after="0" w:line="50" w:lineRule="exact"/>
       </w:pPr>
     </w:p>
     <w:p>
       <w:pPr>
-        <w:spacing w:before="0" w:after="0" w:line="20" w:lineRule="exact"/>
+        <w:spacing w:before="0" w:after="0" w:line="50" w:lineRule="exact"/>
       </w:pPr>
     </w:p>
     <w:tbl>
@@ -1528,35 +1532,35 @@
                 <w:rFonts w:ascii="Avenir Next" w:hAnsi="Avenir Next" w:cs="Avenir Next" w:eastAsia="Avenir Next"/>
                 <w:b/>
                 <w:color w:val="1A1A1A"/>
+                <w:sz w:val="22"/>
+                <w:szCs w:val="20"/>
+              </w:rPr>
+              <w:t xml:space="preserve">3.</w:t>
+            </w:r>
+            <w:r>
+              <w:rPr>
+                <w:rFonts w:ascii="Avenir Next" w:hAnsi="Avenir Next" w:cs="Avenir Next" w:eastAsia="Avenir Next"/>
+                <w:color w:val="1A1A1A"/>
                 <w:sz w:val="20"/>
                 <w:szCs w:val="20"/>
               </w:rPr>
-              <w:t xml:space="preserve">3.</w:t>
-            </w:r>
-            <w:r>
-              <w:rPr>
-                <w:rFonts w:ascii="Avenir Next" w:hAnsi="Avenir Next" w:cs="Avenir Next" w:eastAsia="Avenir Next"/>
-                <w:color w:val="1A1A1A"/>
-                <w:sz w:val="20"/>
+              <w:tab/>
+            </w:r>
+            <w:r>
+              <w:rPr>
+                <w:rFonts w:ascii="Avenir Next" w:hAnsi="Avenir Next" w:cs="Avenir Next" w:eastAsia="Avenir Next"/>
+                <w:b/>
+                <w:color w:val="1A1A1A"/>
+                <w:sz w:val="22"/>
                 <w:szCs w:val="20"/>
               </w:rPr>
-              <w:tab/>
-            </w:r>
-            <w:r>
-              <w:rPr>
-                <w:rFonts w:ascii="Avenir Next" w:hAnsi="Avenir Next" w:cs="Avenir Next" w:eastAsia="Avenir Next"/>
-                <w:b/>
-                <w:color w:val="1A1A1A"/>
-                <w:sz w:val="20"/>
-                <w:szCs w:val="20"/>
-              </w:rPr>
               <w:t xml:space="preserve">Gift Topper.  </w:t>
             </w:r>
             <w:r>
               <w:rPr>
                 <w:rFonts w:ascii="Avenir Next" w:hAnsi="Avenir Next" w:cs="Avenir Next" w:eastAsia="Avenir Next"/>
                 <w:color w:val="1A1A1A"/>
-                <w:sz w:val="20"/>
+                <w:sz w:val="22"/>
                 <w:szCs w:val="20"/>
               </w:rPr>
               <w:t xml:space="preserve">A gift topper is a square pyramid with a base 10 in on each side and a slant height of 13 in. Find its surface area.</w:t>
@@ -1573,7 +1577,7 @@
                 <w:rFonts w:ascii="Avenir Next" w:hAnsi="Avenir Next" w:cs="Avenir Next" w:eastAsia="Avenir Next"/>
                 <w:b/>
                 <w:color w:val="003A70"/>
-                <w:sz w:val="17"/>
+                <w:sz w:val="22"/>
                 <w:szCs w:val="17"/>
               </w:rPr>
               <w:t xml:space="preserve">Hint  </w:t>
@@ -1583,7 +1587,7 @@
                 <w:rFonts w:ascii="Avenir Next" w:hAnsi="Avenir Next" w:cs="Avenir Next" w:eastAsia="Avenir Next"/>
                 <w:i/>
                 <w:color w:val="5A5F66"/>
-                <w:sz w:val="17"/>
+                <w:sz w:val="22"/>
                 <w:szCs w:val="17"/>
               </w:rPr>
               <w:t xml:space="preserve">Base first, then four triangles.</w:t>
@@ -1591,7 +1595,7 @@
           </w:p>
           <w:p>
             <w:pPr>
-              <w:spacing w:before="0" w:after="0" w:line="60" w:lineRule="auto"/>
+              <w:spacing w:before="0" w:after="0" w:line="50" w:lineRule="exact"/>
             </w:pPr>
           </w:p>
           <w:tbl>
@@ -1660,25 +1664,25 @@
                 <w:rFonts w:ascii="Avenir Next" w:hAnsi="Avenir Next" w:cs="Avenir Next" w:eastAsia="Avenir Next"/>
                 <w:b/>
                 <w:color w:val="1A1A1A"/>
+                <w:sz w:val="22"/>
+                <w:szCs w:val="18"/>
+              </w:rPr>
+              <w:t xml:space="preserve">Answer</w:t>
+            </w:r>
+            <w:r>
+              <w:rPr>
+                <w:rFonts w:ascii="Avenir Next" w:hAnsi="Avenir Next" w:cs="Avenir Next" w:eastAsia="Avenir Next"/>
+                <w:color w:val="1A1A1A"/>
                 <w:sz w:val="18"/>
                 <w:szCs w:val="18"/>
               </w:rPr>
-              <w:t xml:space="preserve">Answer</w:t>
-            </w:r>
-            <w:r>
-              <w:rPr>
-                <w:rFonts w:ascii="Avenir Next" w:hAnsi="Avenir Next" w:cs="Avenir Next" w:eastAsia="Avenir Next"/>
-                <w:color w:val="1A1A1A"/>
-                <w:sz w:val="18"/>
-                <w:szCs w:val="18"/>
-              </w:rPr>
               <w:tab/>
             </w:r>
             <w:r>
               <w:rPr>
                 <w:rFonts w:ascii="Avenir Next" w:hAnsi="Avenir Next" w:cs="Avenir Next" w:eastAsia="Avenir Next"/>
                 <w:color w:val="1A1A1A"/>
-                <w:sz w:val="18"/>
+                <w:sz w:val="22"/>
                 <w:szCs w:val="18"/>
               </w:rPr>
               <w:t xml:space="preserve">  in²</w:t>
@@ -1704,43 +1708,43 @@
                 <w:rFonts w:ascii="Avenir Next" w:hAnsi="Avenir Next" w:cs="Avenir Next" w:eastAsia="Avenir Next"/>
                 <w:b/>
                 <w:color w:val="1A1A1A"/>
+                <w:sz w:val="22"/>
+                <w:szCs w:val="20"/>
+              </w:rPr>
+              <w:t xml:space="preserve">4.</w:t>
+            </w:r>
+            <w:r>
+              <w:rPr>
+                <w:rFonts w:ascii="Avenir Next" w:hAnsi="Avenir Next" w:cs="Avenir Next" w:eastAsia="Avenir Next"/>
+                <w:color w:val="1A1A1A"/>
                 <w:sz w:val="20"/>
                 <w:szCs w:val="20"/>
               </w:rPr>
-              <w:t xml:space="preserve">4.</w:t>
-            </w:r>
-            <w:r>
-              <w:rPr>
-                <w:rFonts w:ascii="Avenir Next" w:hAnsi="Avenir Next" w:cs="Avenir Next" w:eastAsia="Avenir Next"/>
-                <w:color w:val="1A1A1A"/>
-                <w:sz w:val="20"/>
+              <w:tab/>
+            </w:r>
+            <w:r>
+              <w:rPr>
+                <w:rFonts w:ascii="Avenir Next" w:hAnsi="Avenir Next" w:cs="Avenir Next" w:eastAsia="Avenir Next"/>
+                <w:b/>
+                <w:color w:val="1A1A1A"/>
+                <w:sz w:val="22"/>
                 <w:szCs w:val="20"/>
               </w:rPr>
-              <w:tab/>
-            </w:r>
-            <w:r>
-              <w:rPr>
-                <w:rFonts w:ascii="Avenir Next" w:hAnsi="Avenir Next" w:cs="Avenir Next" w:eastAsia="Avenir Next"/>
-                <w:b/>
-                <w:color w:val="1A1A1A"/>
-                <w:sz w:val="20"/>
+              <w:t xml:space="preserve">Trophy Top.  </w:t>
+            </w:r>
+            <w:r>
+              <w:rPr>
+                <w:rFonts w:ascii="Avenir Next" w:hAnsi="Avenir Next" w:cs="Avenir Next" w:eastAsia="Avenir Next"/>
+                <w:color w:val="1A1A1A"/>
+                <w:sz w:val="22"/>
                 <w:szCs w:val="20"/>
               </w:rPr>
-              <w:t xml:space="preserve">Trophy Top.  </w:t>
-            </w:r>
-            <w:r>
-              <w:rPr>
-                <w:rFonts w:ascii="Avenir Next" w:hAnsi="Avenir Next" w:cs="Avenir Next" w:eastAsia="Avenir Next"/>
-                <w:color w:val="1A1A1A"/>
-                <w:sz w:val="20"/>
-                <w:szCs w:val="20"/>
-              </w:rPr>
               <w:t xml:space="preserve">A trophy top is a square pyramid with a base 8 cm on each side and a slant height of 9 cm. Every face is plated. Find its surface area.</w:t>
             </w:r>
           </w:p>
           <w:p>
             <w:pPr>
-              <w:spacing w:before="0" w:after="0" w:line="60" w:lineRule="auto"/>
+              <w:spacing w:before="0" w:after="0" w:line="50" w:lineRule="exact"/>
             </w:pPr>
           </w:p>
           <w:tbl>
@@ -1809,25 +1813,25 @@
                 <w:rFonts w:ascii="Avenir Next" w:hAnsi="Avenir Next" w:cs="Avenir Next" w:eastAsia="Avenir Next"/>
                 <w:b/>
                 <w:color w:val="1A1A1A"/>
+                <w:sz w:val="22"/>
+                <w:szCs w:val="18"/>
+              </w:rPr>
+              <w:t xml:space="preserve">Answer</w:t>
+            </w:r>
+            <w:r>
+              <w:rPr>
+                <w:rFonts w:ascii="Avenir Next" w:hAnsi="Avenir Next" w:cs="Avenir Next" w:eastAsia="Avenir Next"/>
+                <w:color w:val="1A1A1A"/>
                 <w:sz w:val="18"/>
                 <w:szCs w:val="18"/>
               </w:rPr>
-              <w:t xml:space="preserve">Answer</w:t>
-            </w:r>
-            <w:r>
-              <w:rPr>
-                <w:rFonts w:ascii="Avenir Next" w:hAnsi="Avenir Next" w:cs="Avenir Next" w:eastAsia="Avenir Next"/>
-                <w:color w:val="1A1A1A"/>
-                <w:sz w:val="18"/>
-                <w:szCs w:val="18"/>
-              </w:rPr>
               <w:tab/>
             </w:r>
             <w:r>
               <w:rPr>
                 <w:rFonts w:ascii="Avenir Next" w:hAnsi="Avenir Next" w:cs="Avenir Next" w:eastAsia="Avenir Next"/>
                 <w:color w:val="1A1A1A"/>
-                <w:sz w:val="18"/>
+                <w:sz w:val="22"/>
                 <w:szCs w:val="18"/>
               </w:rPr>
               <w:t xml:space="preserve">  cm²</w:t>
@@ -1838,12 +1842,12 @@
     </w:tbl>
     <w:p>
       <w:pPr>
-        <w:spacing w:before="0" w:after="0" w:line="20" w:lineRule="exact"/>
+        <w:spacing w:before="0" w:after="0" w:line="50" w:lineRule="exact"/>
       </w:pPr>
     </w:p>
     <w:p>
       <w:pPr>
-        <w:spacing w:before="0" w:after="0" w:line="20" w:lineRule="exact"/>
+        <w:spacing w:before="0" w:after="0" w:line="50" w:lineRule="exact"/>
       </w:pPr>
     </w:p>
     <w:tbl>
@@ -1927,18 +1931,18 @@
                       <w:rFonts w:ascii="Avenir Next" w:hAnsi="Avenir Next" w:cs="Avenir Next" w:eastAsia="Avenir Next"/>
                       <w:b/>
                       <w:color w:val="1A1A1A"/>
+                      <w:sz w:val="22"/>
+                      <w:szCs w:val="20"/>
+                    </w:rPr>
+                    <w:t xml:space="preserve">5.</w:t>
+                  </w:r>
+                  <w:r>
+                    <w:rPr>
+                      <w:rFonts w:ascii="Avenir Next" w:hAnsi="Avenir Next" w:cs="Avenir Next" w:eastAsia="Avenir Next"/>
+                      <w:color w:val="1A1A1A"/>
                       <w:sz w:val="20"/>
                       <w:szCs w:val="20"/>
                     </w:rPr>
-                    <w:t xml:space="preserve">5.</w:t>
-                  </w:r>
-                  <w:r>
-                    <w:rPr>
-                      <w:rFonts w:ascii="Avenir Next" w:hAnsi="Avenir Next" w:cs="Avenir Next" w:eastAsia="Avenir Next"/>
-                      <w:color w:val="1A1A1A"/>
-                      <w:sz w:val="20"/>
-                      <w:szCs w:val="20"/>
-                    </w:rPr>
                     <w:tab/>
                   </w:r>
                   <w:r>
@@ -1946,7 +1950,7 @@
                       <w:rFonts w:ascii="Avenir Next" w:hAnsi="Avenir Next" w:cs="Avenir Next" w:eastAsia="Avenir Next"/>
                       <w:b/>
                       <w:color w:val="1A1A1A"/>
-                      <w:sz w:val="20"/>
+                      <w:sz w:val="22"/>
                       <w:szCs w:val="20"/>
                     </w:rPr>
                     <w:t xml:space="preserve">Roof Cap.  </w:t>
@@ -1955,7 +1959,7 @@
                     <w:rPr>
                       <w:rFonts w:ascii="Avenir Next" w:hAnsi="Avenir Next" w:cs="Avenir Next" w:eastAsia="Avenir Next"/>
                       <w:color w:val="1A1A1A"/>
-                      <w:sz w:val="20"/>
+                      <w:sz w:val="22"/>
                       <w:szCs w:val="20"/>
                     </w:rPr>
                     <w:t xml:space="preserve">Every face of this roof cap, including the bottom, will be shingled. Find its surface area.</w:t>
@@ -1972,7 +1976,7 @@
                       <w:rFonts w:ascii="Avenir Next" w:hAnsi="Avenir Next" w:cs="Avenir Next" w:eastAsia="Avenir Next"/>
                       <w:b/>
                       <w:color w:val="003A70"/>
-                      <w:sz w:val="17"/>
+                      <w:sz w:val="22"/>
                       <w:szCs w:val="17"/>
                     </w:rPr>
                     <w:t xml:space="preserve">Hint  </w:t>
@@ -1982,7 +1986,7 @@
                       <w:rFonts w:ascii="Avenir Next" w:hAnsi="Avenir Next" w:cs="Avenir Next" w:eastAsia="Avenir Next"/>
                       <w:i/>
                       <w:color w:val="5A5F66"/>
-                      <w:sz w:val="17"/>
+                      <w:sz w:val="22"/>
                       <w:szCs w:val="17"/>
                     </w:rPr>
                     <w:t xml:space="preserve">Use the slant height for each triangle.</w:t>
@@ -1990,7 +1994,7 @@
                 </w:p>
                 <w:p>
                   <w:pPr>
-                    <w:spacing w:before="0" w:after="0" w:line="60" w:lineRule="auto"/>
+                    <w:spacing w:before="0" w:after="0" w:line="50" w:lineRule="exact"/>
                   </w:pPr>
                 </w:p>
                 <w:tbl>
@@ -2059,25 +2063,25 @@
                       <w:rFonts w:ascii="Avenir Next" w:hAnsi="Avenir Next" w:cs="Avenir Next" w:eastAsia="Avenir Next"/>
                       <w:b/>
                       <w:color w:val="1A1A1A"/>
+                      <w:sz w:val="22"/>
+                      <w:szCs w:val="18"/>
+                    </w:rPr>
+                    <w:t xml:space="preserve">Answer</w:t>
+                  </w:r>
+                  <w:r>
+                    <w:rPr>
+                      <w:rFonts w:ascii="Avenir Next" w:hAnsi="Avenir Next" w:cs="Avenir Next" w:eastAsia="Avenir Next"/>
+                      <w:color w:val="1A1A1A"/>
                       <w:sz w:val="18"/>
                       <w:szCs w:val="18"/>
                     </w:rPr>
-                    <w:t xml:space="preserve">Answer</w:t>
-                  </w:r>
-                  <w:r>
-                    <w:rPr>
-                      <w:rFonts w:ascii="Avenir Next" w:hAnsi="Avenir Next" w:cs="Avenir Next" w:eastAsia="Avenir Next"/>
-                      <w:color w:val="1A1A1A"/>
-                      <w:sz w:val="18"/>
-                      <w:szCs w:val="18"/>
-                    </w:rPr>
                     <w:tab/>
                   </w:r>
                   <w:r>
                     <w:rPr>
                       <w:rFonts w:ascii="Avenir Next" w:hAnsi="Avenir Next" w:cs="Avenir Next" w:eastAsia="Avenir Next"/>
                       <w:color w:val="1A1A1A"/>
-                      <w:sz w:val="18"/>
+                      <w:sz w:val="22"/>
                       <w:szCs w:val="18"/>
                     </w:rPr>
                     <w:t xml:space="preserve">  ft²</w:t>
@@ -2098,7 +2102,7 @@
                     <w:drawing>
                       <wp:inline distT="0" distB="0" distL="0" distR="0">
                         <wp:extent cx="1280160" cy="940723"/>
-                        <wp:docPr id="2" name="Figure 2"/>
+                        <wp:docPr id="2" name="Figure 2" descr="Square pyramid. Base edge 24 ft; slant height 20 ft."/>
                         <a:graphic xmlns:a="http://schemas.openxmlformats.org/drawingml/2006/main">
                           <a:graphicData uri="http://schemas.openxmlformats.org/drawingml/2006/picture">
                             <pic:pic xmlns:pic="http://schemas.openxmlformats.org/drawingml/2006/picture">
@@ -2133,7 +2137,7 @@
           </w:tbl>
           <w:p>
             <w:pPr>
-              <w:spacing w:before="0" w:after="0" w:line="24" w:lineRule="auto"/>
+              <w:spacing w:before="0" w:after="0" w:line="50" w:lineRule="exact"/>
             </w:pPr>
           </w:p>
         </w:tc>
@@ -2141,12 +2145,12 @@
     </w:tbl>
     <w:p>
       <w:pPr>
-        <w:spacing w:before="0" w:after="0" w:line="20" w:lineRule="exact"/>
+        <w:spacing w:before="0" w:after="0" w:line="50" w:lineRule="exact"/>
       </w:pPr>
     </w:p>
     <w:p>
       <w:pPr>
-        <w:spacing w:before="0" w:after="0" w:line="20" w:lineRule="exact"/>
+        <w:spacing w:before="0" w:after="0" w:line="50" w:lineRule="exact"/>
       </w:pPr>
     </w:p>
     <w:tbl>
@@ -2197,35 +2201,35 @@
                 <w:rFonts w:ascii="Avenir Next" w:hAnsi="Avenir Next" w:cs="Avenir Next" w:eastAsia="Avenir Next"/>
                 <w:b/>
                 <w:color w:val="1A1A1A"/>
+                <w:sz w:val="22"/>
+                <w:szCs w:val="20"/>
+              </w:rPr>
+              <w:t xml:space="preserve">6.</w:t>
+            </w:r>
+            <w:r>
+              <w:rPr>
+                <w:rFonts w:ascii="Avenir Next" w:hAnsi="Avenir Next" w:cs="Avenir Next" w:eastAsia="Avenir Next"/>
+                <w:color w:val="1A1A1A"/>
                 <w:sz w:val="20"/>
                 <w:szCs w:val="20"/>
               </w:rPr>
-              <w:t xml:space="preserve">6.</w:t>
-            </w:r>
-            <w:r>
-              <w:rPr>
-                <w:rFonts w:ascii="Avenir Next" w:hAnsi="Avenir Next" w:cs="Avenir Next" w:eastAsia="Avenir Next"/>
-                <w:color w:val="1A1A1A"/>
-                <w:sz w:val="20"/>
+              <w:tab/>
+            </w:r>
+            <w:r>
+              <w:rPr>
+                <w:rFonts w:ascii="Avenir Next" w:hAnsi="Avenir Next" w:cs="Avenir Next" w:eastAsia="Avenir Next"/>
+                <w:b/>
+                <w:color w:val="1A1A1A"/>
+                <w:sz w:val="22"/>
                 <w:szCs w:val="20"/>
               </w:rPr>
-              <w:tab/>
-            </w:r>
-            <w:r>
-              <w:rPr>
-                <w:rFonts w:ascii="Avenir Next" w:hAnsi="Avenir Next" w:cs="Avenir Next" w:eastAsia="Avenir Next"/>
-                <w:b/>
-                <w:color w:val="1A1A1A"/>
-                <w:sz w:val="20"/>
-                <w:szCs w:val="20"/>
-              </w:rPr>
               <w:t xml:space="preserve">Dante’s Pyramid.  </w:t>
             </w:r>
             <w:r>
               <w:rPr>
                 <w:rFonts w:ascii="Avenir Next" w:hAnsi="Avenir Next" w:cs="Avenir Next" w:eastAsia="Avenir Next"/>
                 <w:color w:val="1A1A1A"/>
-                <w:sz w:val="20"/>
+                <w:sz w:val="22"/>
                 <w:szCs w:val="20"/>
               </w:rPr>
               <w:t xml:space="preserve">A square pyramid has base 16 cm and slant height 11 cm. Dante says its surface area is 88 cm². Is Dante right?</w:t>
@@ -2242,7 +2246,7 @@
                 <w:rFonts w:ascii="Avenir Next" w:hAnsi="Avenir Next" w:cs="Avenir Next" w:eastAsia="Avenir Next"/>
                 <w:b/>
                 <w:color w:val="003A70"/>
-                <w:sz w:val="17"/>
+                <w:sz w:val="22"/>
                 <w:szCs w:val="17"/>
               </w:rPr>
               <w:t xml:space="preserve">Hint  </w:t>
@@ -2252,7 +2256,7 @@
                 <w:rFonts w:ascii="Avenir Next" w:hAnsi="Avenir Next" w:cs="Avenir Next" w:eastAsia="Avenir Next"/>
                 <w:i/>
                 <w:color w:val="5A5F66"/>
-                <w:sz w:val="17"/>
+                <w:sz w:val="22"/>
                 <w:szCs w:val="17"/>
               </w:rPr>
               <w:t xml:space="preserve">Which faces of the net are missing from 88?</w:t>
@@ -2260,7 +2264,7 @@
           </w:p>
           <w:p>
             <w:pPr>
-              <w:spacing w:before="0" w:after="0" w:line="60" w:lineRule="auto"/>
+              <w:spacing w:before="0" w:after="0" w:line="50" w:lineRule="exact"/>
             </w:pPr>
           </w:p>
           <w:tbl>
@@ -2329,25 +2333,25 @@
                 <w:rFonts w:ascii="Avenir Next" w:hAnsi="Avenir Next" w:cs="Avenir Next" w:eastAsia="Avenir Next"/>
                 <w:b/>
                 <w:color w:val="1A1A1A"/>
+                <w:sz w:val="22"/>
+                <w:szCs w:val="18"/>
+              </w:rPr>
+              <w:t xml:space="preserve">Answer</w:t>
+            </w:r>
+            <w:r>
+              <w:rPr>
+                <w:rFonts w:ascii="Avenir Next" w:hAnsi="Avenir Next" w:cs="Avenir Next" w:eastAsia="Avenir Next"/>
+                <w:color w:val="1A1A1A"/>
                 <w:sz w:val="18"/>
                 <w:szCs w:val="18"/>
               </w:rPr>
-              <w:t xml:space="preserve">Answer</w:t>
-            </w:r>
-            <w:r>
-              <w:rPr>
-                <w:rFonts w:ascii="Avenir Next" w:hAnsi="Avenir Next" w:cs="Avenir Next" w:eastAsia="Avenir Next"/>
-                <w:color w:val="1A1A1A"/>
-                <w:sz w:val="18"/>
-                <w:szCs w:val="18"/>
-              </w:rPr>
               <w:tab/>
             </w:r>
             <w:r>
               <w:rPr>
                 <w:rFonts w:ascii="Avenir Next" w:hAnsi="Avenir Next" w:cs="Avenir Next" w:eastAsia="Avenir Next"/>
                 <w:color w:val="1A1A1A"/>
-                <w:sz w:val="18"/>
+                <w:sz w:val="22"/>
                 <w:szCs w:val="18"/>
               </w:rPr>
               <w:t xml:space="preserve">  cm²</w:t>
@@ -2373,35 +2377,35 @@
                 <w:rFonts w:ascii="Avenir Next" w:hAnsi="Avenir Next" w:cs="Avenir Next" w:eastAsia="Avenir Next"/>
                 <w:b/>
                 <w:color w:val="1A1A1A"/>
+                <w:sz w:val="22"/>
+                <w:szCs w:val="20"/>
+              </w:rPr>
+              <w:t xml:space="preserve">7.</w:t>
+            </w:r>
+            <w:r>
+              <w:rPr>
+                <w:rFonts w:ascii="Avenir Next" w:hAnsi="Avenir Next" w:cs="Avenir Next" w:eastAsia="Avenir Next"/>
+                <w:color w:val="1A1A1A"/>
                 <w:sz w:val="20"/>
                 <w:szCs w:val="20"/>
               </w:rPr>
-              <w:t xml:space="preserve">7.</w:t>
-            </w:r>
-            <w:r>
-              <w:rPr>
-                <w:rFonts w:ascii="Avenir Next" w:hAnsi="Avenir Next" w:cs="Avenir Next" w:eastAsia="Avenir Next"/>
-                <w:color w:val="1A1A1A"/>
-                <w:sz w:val="20"/>
+              <w:tab/>
+            </w:r>
+            <w:r>
+              <w:rPr>
+                <w:rFonts w:ascii="Avenir Next" w:hAnsi="Avenir Next" w:cs="Avenir Next" w:eastAsia="Avenir Next"/>
+                <w:b/>
+                <w:color w:val="1A1A1A"/>
+                <w:sz w:val="22"/>
                 <w:szCs w:val="20"/>
               </w:rPr>
-              <w:tab/>
-            </w:r>
-            <w:r>
-              <w:rPr>
-                <w:rFonts w:ascii="Avenir Next" w:hAnsi="Avenir Next" w:cs="Avenir Next" w:eastAsia="Avenir Next"/>
-                <w:b/>
-                <w:color w:val="1A1A1A"/>
-                <w:sz w:val="20"/>
-                <w:szCs w:val="20"/>
-              </w:rPr>
               <w:t xml:space="preserve">Sand Mold.  </w:t>
             </w:r>
             <w:r>
               <w:rPr>
                 <w:rFonts w:ascii="Avenir Next" w:hAnsi="Avenir Next" w:cs="Avenir Next" w:eastAsia="Avenir Next"/>
                 <w:color w:val="1A1A1A"/>
-                <w:sz w:val="20"/>
+                <w:sz w:val="22"/>
                 <w:szCs w:val="20"/>
               </w:rPr>
               <w:t xml:space="preserve">A sand mold is a square pyramid: base 12 in, slant height 14 in. Every face counts. Find its surface area.</w:t>
@@ -2418,7 +2422,7 @@
                 <w:rFonts w:ascii="Avenir Next" w:hAnsi="Avenir Next" w:cs="Avenir Next" w:eastAsia="Avenir Next"/>
                 <w:b/>
                 <w:color w:val="003A70"/>
-                <w:sz w:val="17"/>
+                <w:sz w:val="22"/>
                 <w:szCs w:val="17"/>
               </w:rPr>
               <w:t xml:space="preserve">Hint  </w:t>
@@ -2428,7 +2432,7 @@
                 <w:rFonts w:ascii="Avenir Next" w:hAnsi="Avenir Next" w:cs="Avenir Next" w:eastAsia="Avenir Next"/>
                 <w:i/>
                 <w:color w:val="5A5F66"/>
-                <w:sz w:val="17"/>
+                <w:sz w:val="22"/>
                 <w:szCs w:val="17"/>
               </w:rPr>
               <w:t xml:space="preserve">Add the base to all 4 triangles.</w:t>
@@ -2436,7 +2440,7 @@
           </w:p>
           <w:p>
             <w:pPr>
-              <w:spacing w:before="0" w:after="0" w:line="60" w:lineRule="auto"/>
+              <w:spacing w:before="0" w:after="0" w:line="50" w:lineRule="exact"/>
             </w:pPr>
           </w:p>
           <w:tbl>
@@ -2505,25 +2509,25 @@
                 <w:rFonts w:ascii="Avenir Next" w:hAnsi="Avenir Next" w:cs="Avenir Next" w:eastAsia="Avenir Next"/>
                 <w:b/>
                 <w:color w:val="1A1A1A"/>
+                <w:sz w:val="22"/>
+                <w:szCs w:val="18"/>
+              </w:rPr>
+              <w:t xml:space="preserve">Answer</w:t>
+            </w:r>
+            <w:r>
+              <w:rPr>
+                <w:rFonts w:ascii="Avenir Next" w:hAnsi="Avenir Next" w:cs="Avenir Next" w:eastAsia="Avenir Next"/>
+                <w:color w:val="1A1A1A"/>
                 <w:sz w:val="18"/>
                 <w:szCs w:val="18"/>
               </w:rPr>
-              <w:t xml:space="preserve">Answer</w:t>
-            </w:r>
-            <w:r>
-              <w:rPr>
-                <w:rFonts w:ascii="Avenir Next" w:hAnsi="Avenir Next" w:cs="Avenir Next" w:eastAsia="Avenir Next"/>
-                <w:color w:val="1A1A1A"/>
-                <w:sz w:val="18"/>
-                <w:szCs w:val="18"/>
-              </w:rPr>
               <w:tab/>
             </w:r>
             <w:r>
               <w:rPr>
                 <w:rFonts w:ascii="Avenir Next" w:hAnsi="Avenir Next" w:cs="Avenir Next" w:eastAsia="Avenir Next"/>
                 <w:color w:val="1A1A1A"/>
-                <w:sz w:val="18"/>
+                <w:sz w:val="22"/>
                 <w:szCs w:val="18"/>
               </w:rPr>
               <w:t xml:space="preserve">  in²</w:t>
@@ -2534,12 +2538,12 @@
     </w:tbl>
     <w:p>
       <w:pPr>
-        <w:spacing w:before="0" w:after="0" w:line="20" w:lineRule="exact"/>
+        <w:spacing w:before="0" w:after="0" w:line="50" w:lineRule="exact"/>
       </w:pPr>
     </w:p>
     <w:p>
       <w:pPr>
-        <w:spacing w:before="0" w:after="0" w:line="20" w:lineRule="exact"/>
+        <w:spacing w:before="0" w:after="0" w:line="50" w:lineRule="exact"/>
       </w:pPr>
     </w:p>
     <w:tbl>
@@ -2589,35 +2593,35 @@
                 <w:rFonts w:ascii="Avenir Next" w:hAnsi="Avenir Next" w:cs="Avenir Next" w:eastAsia="Avenir Next"/>
                 <w:b/>
                 <w:color w:val="1A1A1A"/>
+                <w:sz w:val="22"/>
+                <w:szCs w:val="20"/>
+              </w:rPr>
+              <w:t xml:space="preserve">8.</w:t>
+            </w:r>
+            <w:r>
+              <w:rPr>
+                <w:rFonts w:ascii="Avenir Next" w:hAnsi="Avenir Next" w:cs="Avenir Next" w:eastAsia="Avenir Next"/>
+                <w:color w:val="1A1A1A"/>
                 <w:sz w:val="20"/>
                 <w:szCs w:val="20"/>
               </w:rPr>
-              <w:t xml:space="preserve">8.</w:t>
-            </w:r>
-            <w:r>
-              <w:rPr>
-                <w:rFonts w:ascii="Avenir Next" w:hAnsi="Avenir Next" w:cs="Avenir Next" w:eastAsia="Avenir Next"/>
-                <w:color w:val="1A1A1A"/>
-                <w:sz w:val="20"/>
+              <w:tab/>
+            </w:r>
+            <w:r>
+              <w:rPr>
+                <w:rFonts w:ascii="Avenir Next" w:hAnsi="Avenir Next" w:cs="Avenir Next" w:eastAsia="Avenir Next"/>
+                <w:b/>
+                <w:color w:val="1A1A1A"/>
+                <w:sz w:val="22"/>
                 <w:szCs w:val="20"/>
               </w:rPr>
-              <w:tab/>
-            </w:r>
-            <w:r>
-              <w:rPr>
-                <w:rFonts w:ascii="Avenir Next" w:hAnsi="Avenir Next" w:cs="Avenir Next" w:eastAsia="Avenir Next"/>
-                <w:b/>
-                <w:color w:val="1A1A1A"/>
-                <w:sz w:val="20"/>
-                <w:szCs w:val="20"/>
-              </w:rPr>
               <w:t xml:space="preserve">Museum Model.  </w:t>
             </w:r>
             <w:r>
               <w:rPr>
                 <w:rFonts w:ascii="Avenir Next" w:hAnsi="Avenir Next" w:cs="Avenir Next" w:eastAsia="Avenir Next"/>
                 <w:color w:val="1A1A1A"/>
-                <w:sz w:val="20"/>
+                <w:sz w:val="22"/>
                 <w:szCs w:val="20"/>
               </w:rPr>
               <w:t xml:space="preserve">A museum model is a square pyramid: base 10 in, slant height 12 in. Gold foil covers only the four triangles. Foil costs $0.05 per in².</w:t>
@@ -2637,25 +2641,25 @@
                 <w:rFonts w:ascii="Avenir Next" w:hAnsi="Avenir Next" w:cs="Avenir Next" w:eastAsia="Avenir Next"/>
                 <w:b/>
                 <w:color w:val="003A70"/>
+                <w:sz w:val="22"/>
+                <w:szCs w:val="20"/>
+              </w:rPr>
+              <w:t xml:space="preserve">a.</w:t>
+            </w:r>
+            <w:r>
+              <w:rPr>
+                <w:rFonts w:ascii="Avenir Next" w:hAnsi="Avenir Next" w:cs="Avenir Next" w:eastAsia="Avenir Next"/>
+                <w:color w:val="1A1A1A"/>
                 <w:sz w:val="20"/>
                 <w:szCs w:val="20"/>
               </w:rPr>
-              <w:t xml:space="preserve">a.</w:t>
-            </w:r>
-            <w:r>
-              <w:rPr>
-                <w:rFonts w:ascii="Avenir Next" w:hAnsi="Avenir Next" w:cs="Avenir Next" w:eastAsia="Avenir Next"/>
-                <w:color w:val="1A1A1A"/>
-                <w:sz w:val="20"/>
-                <w:szCs w:val="20"/>
-              </w:rPr>
               <w:tab/>
             </w:r>
             <w:r>
               <w:rPr>
                 <w:rFonts w:ascii="Avenir Next" w:hAnsi="Avenir Next" w:cs="Avenir Next" w:eastAsia="Avenir Next"/>
                 <w:color w:val="1A1A1A"/>
-                <w:sz w:val="20"/>
+                <w:sz w:val="22"/>
                 <w:szCs w:val="20"/>
               </w:rPr>
               <w:t xml:space="preserve">Base area and one triangle</w:t>
@@ -2694,25 +2698,25 @@
                 <w:rFonts w:ascii="Avenir Next" w:hAnsi="Avenir Next" w:cs="Avenir Next" w:eastAsia="Avenir Next"/>
                 <w:b/>
                 <w:color w:val="003A70"/>
+                <w:sz w:val="22"/>
+                <w:szCs w:val="20"/>
+              </w:rPr>
+              <w:t xml:space="preserve">b.</w:t>
+            </w:r>
+            <w:r>
+              <w:rPr>
+                <w:rFonts w:ascii="Avenir Next" w:hAnsi="Avenir Next" w:cs="Avenir Next" w:eastAsia="Avenir Next"/>
+                <w:color w:val="1A1A1A"/>
                 <w:sz w:val="20"/>
                 <w:szCs w:val="20"/>
               </w:rPr>
-              <w:t xml:space="preserve">b.</w:t>
-            </w:r>
-            <w:r>
-              <w:rPr>
-                <w:rFonts w:ascii="Avenir Next" w:hAnsi="Avenir Next" w:cs="Avenir Next" w:eastAsia="Avenir Next"/>
-                <w:color w:val="1A1A1A"/>
-                <w:sz w:val="20"/>
-                <w:szCs w:val="20"/>
-              </w:rPr>
               <w:tab/>
             </w:r>
             <w:r>
               <w:rPr>
                 <w:rFonts w:ascii="Avenir Next" w:hAnsi="Avenir Next" w:cs="Avenir Next" w:eastAsia="Avenir Next"/>
                 <w:color w:val="1A1A1A"/>
-                <w:sz w:val="20"/>
+                <w:sz w:val="22"/>
                 <w:szCs w:val="20"/>
               </w:rPr>
               <w:t xml:space="preserve">Total surface area</w:t>
@@ -2740,7 +2744,7 @@
               <w:rPr>
                 <w:rFonts w:ascii="Avenir Next" w:hAnsi="Avenir Next" w:cs="Avenir Next" w:eastAsia="Avenir Next"/>
                 <w:color w:val="1A1A1A"/>
-                <w:sz w:val="20"/>
+                <w:sz w:val="22"/>
                 <w:szCs w:val="20"/>
               </w:rPr>
               <w:t xml:space="preserve"> in²</w:t>
@@ -2760,25 +2764,25 @@
                 <w:rFonts w:ascii="Avenir Next" w:hAnsi="Avenir Next" w:cs="Avenir Next" w:eastAsia="Avenir Next"/>
                 <w:b/>
                 <w:color w:val="003A70"/>
+                <w:sz w:val="22"/>
+                <w:szCs w:val="20"/>
+              </w:rPr>
+              <w:t xml:space="preserve">c.</w:t>
+            </w:r>
+            <w:r>
+              <w:rPr>
+                <w:rFonts w:ascii="Avenir Next" w:hAnsi="Avenir Next" w:cs="Avenir Next" w:eastAsia="Avenir Next"/>
+                <w:color w:val="1A1A1A"/>
                 <w:sz w:val="20"/>
                 <w:szCs w:val="20"/>
               </w:rPr>
-              <w:t xml:space="preserve">c.</w:t>
-            </w:r>
-            <w:r>
-              <w:rPr>
-                <w:rFonts w:ascii="Avenir Next" w:hAnsi="Avenir Next" w:cs="Avenir Next" w:eastAsia="Avenir Next"/>
-                <w:color w:val="1A1A1A"/>
-                <w:sz w:val="20"/>
-                <w:szCs w:val="20"/>
-              </w:rPr>
               <w:tab/>
             </w:r>
             <w:r>
               <w:rPr>
                 <w:rFonts w:ascii="Avenir Next" w:hAnsi="Avenir Next" w:cs="Avenir Next" w:eastAsia="Avenir Next"/>
                 <w:color w:val="1A1A1A"/>
-                <w:sz w:val="20"/>
+                <w:sz w:val="22"/>
                 <w:szCs w:val="20"/>
               </w:rPr>
               <w:t xml:space="preserve">Cost of the foil</w:t>
@@ -2805,7 +2809,7 @@
           </w:p>
           <w:p>
             <w:pPr>
-              <w:spacing w:before="0" w:after="0" w:line="60" w:lineRule="auto"/>
+              <w:spacing w:before="0" w:after="0" w:line="50" w:lineRule="exact"/>
             </w:pPr>
           </w:p>
           <w:tbl>
@@ -2863,7 +2867,7 @@
           </w:tbl>
           <w:p>
             <w:pPr>
-              <w:spacing w:before="0" w:after="0" w:line="24" w:lineRule="auto"/>
+              <w:spacing w:before="0" w:after="0" w:line="50" w:lineRule="exact"/>
             </w:pPr>
           </w:p>
         </w:tc>
@@ -2871,11 +2875,12 @@
     </w:tbl>
     <w:p>
       <w:pPr>
-        <w:spacing w:before="0" w:after="0" w:line="20" w:lineRule="exact"/>
+        <w:spacing w:before="0" w:after="0" w:line="50" w:lineRule="exact"/>
       </w:pPr>
     </w:p>
     <w:p>
       <w:pPr>
+        <w:pStyle w:val="Heading2"/>
         <w:keepNext/>
         <w:pBdr>
           <w:bottom w:val="single" w:sz="8" w:space="3" w:color="003A70"/>
@@ -2891,7 +2896,7 @@
           <w:b/>
           <w:color w:val="003A70"/>
           <w:spacing w:val="14"/>
-          <w:sz w:val="19"/>
+          <w:sz w:val="22"/>
           <w:szCs w:val="19"/>
         </w:rPr>
         <w:t xml:space="preserve">FIND THE ERROR</w:t>
@@ -2910,7 +2915,7 @@
           <w:rFonts w:ascii="Avenir Next" w:hAnsi="Avenir Next" w:cs="Avenir Next" w:eastAsia="Avenir Next"/>
           <w:i/>
           <w:color w:val="5A5F66"/>
-          <w:sz w:val="17"/>
+          <w:sz w:val="22"/>
           <w:szCs w:val="17"/>
         </w:rPr>
         <w:t xml:space="preserve">explain the mistake, then fix it</w:t>
@@ -2918,7 +2923,7 @@
     </w:p>
     <w:p>
       <w:pPr>
-        <w:spacing w:before="0" w:after="0" w:line="20" w:lineRule="exact"/>
+        <w:spacing w:before="0" w:after="0" w:line="50" w:lineRule="exact"/>
       </w:pPr>
     </w:p>
     <w:tbl>
@@ -2968,35 +2973,35 @@
                 <w:rFonts w:ascii="Avenir Next" w:hAnsi="Avenir Next" w:cs="Avenir Next" w:eastAsia="Avenir Next"/>
                 <w:b/>
                 <w:color w:val="1A1A1A"/>
+                <w:sz w:val="22"/>
+                <w:szCs w:val="20"/>
+              </w:rPr>
+              <w:t xml:space="preserve">9.</w:t>
+            </w:r>
+            <w:r>
+              <w:rPr>
+                <w:rFonts w:ascii="Avenir Next" w:hAnsi="Avenir Next" w:cs="Avenir Next" w:eastAsia="Avenir Next"/>
+                <w:color w:val="1A1A1A"/>
                 <w:sz w:val="20"/>
                 <w:szCs w:val="20"/>
               </w:rPr>
-              <w:t xml:space="preserve">9.</w:t>
-            </w:r>
-            <w:r>
-              <w:rPr>
-                <w:rFonts w:ascii="Avenir Next" w:hAnsi="Avenir Next" w:cs="Avenir Next" w:eastAsia="Avenir Next"/>
-                <w:color w:val="1A1A1A"/>
-                <w:sz w:val="20"/>
+              <w:tab/>
+            </w:r>
+            <w:r>
+              <w:rPr>
+                <w:rFonts w:ascii="Avenir Next" w:hAnsi="Avenir Next" w:cs="Avenir Next" w:eastAsia="Avenir Next"/>
+                <w:b/>
+                <w:color w:val="1A1A1A"/>
+                <w:sz w:val="22"/>
                 <w:szCs w:val="20"/>
               </w:rPr>
-              <w:tab/>
-            </w:r>
-            <w:r>
-              <w:rPr>
-                <w:rFonts w:ascii="Avenir Next" w:hAnsi="Avenir Next" w:cs="Avenir Next" w:eastAsia="Avenir Next"/>
-                <w:b/>
-                <w:color w:val="1A1A1A"/>
-                <w:sz w:val="20"/>
-                <w:szCs w:val="20"/>
-              </w:rPr>
               <w:t xml:space="preserve">Mia’s Work.  </w:t>
             </w:r>
             <w:r>
               <w:rPr>
                 <w:rFonts w:ascii="Avenir Next" w:hAnsi="Avenir Next" w:cs="Avenir Next" w:eastAsia="Avenir Next"/>
                 <w:color w:val="1A1A1A"/>
-                <w:sz w:val="20"/>
+                <w:sz w:val="22"/>
                 <w:szCs w:val="20"/>
               </w:rPr>
               <w:t xml:space="preserve">A square pyramid has a base 20 in on each side and a slant height of 15 in. Mia wrote: “SA = 400 + 150 = 550 in².” Explain the mistake and fix it.</w:t>
@@ -3042,7 +3047,7 @@
                 </w:tcPr>
                 <w:p>
                   <w:pPr>
-                    <w:spacing w:before="0" w:after="0" w:line="240" w:lineRule="auto"/>
+                    <w:spacing w:before="0" w:after="0" w:line="50" w:lineRule="exact"/>
                   </w:pPr>
                 </w:p>
               </w:tc>
@@ -3062,7 +3067,7 @@
                 </w:tcPr>
                 <w:p>
                   <w:pPr>
-                    <w:spacing w:before="0" w:after="0" w:line="240" w:lineRule="auto"/>
+                    <w:spacing w:before="0" w:after="0" w:line="50" w:lineRule="exact"/>
                   </w:pPr>
                 </w:p>
               </w:tc>
@@ -3082,7 +3087,7 @@
                 </w:tcPr>
                 <w:p>
                   <w:pPr>
-                    <w:spacing w:before="0" w:after="0" w:line="240" w:lineRule="auto"/>
+                    <w:spacing w:before="0" w:after="0" w:line="50" w:lineRule="exact"/>
                   </w:pPr>
                 </w:p>
               </w:tc>
@@ -3090,7 +3095,7 @@
           </w:tbl>
           <w:p>
             <w:pPr>
-              <w:spacing w:before="0" w:after="0" w:line="24" w:lineRule="auto"/>
+              <w:spacing w:before="0" w:after="0" w:line="50" w:lineRule="exact"/>
             </w:pPr>
           </w:p>
         </w:tc>
@@ -3098,11 +3103,12 @@
     </w:tbl>
     <w:p>
       <w:pPr>
-        <w:spacing w:before="0" w:after="0" w:line="20" w:lineRule="exact"/>
+        <w:spacing w:before="0" w:after="0" w:line="50" w:lineRule="exact"/>
       </w:pPr>
     </w:p>
     <w:p>
       <w:pPr>
+        <w:pStyle w:val="Heading2"/>
         <w:keepNext/>
         <w:pBdr>
           <w:bottom w:val="single" w:sz="8" w:space="3" w:color="003A70"/>
@@ -3118,7 +3124,7 @@
           <w:b/>
           <w:color w:val="003A70"/>
           <w:spacing w:val="14"/>
-          <w:sz w:val="19"/>
+          <w:sz w:val="22"/>
           <w:szCs w:val="19"/>
         </w:rPr>
         <w:t xml:space="preserve">TEST PRACTICE</w:t>
@@ -3137,7 +3143,7 @@
           <w:rFonts w:ascii="Avenir Next" w:hAnsi="Avenir Next" w:cs="Avenir Next" w:eastAsia="Avenir Next"/>
           <w:i/>
           <w:color w:val="5A5F66"/>
-          <w:sz w:val="17"/>
+          <w:sz w:val="22"/>
           <w:szCs w:val="17"/>
         </w:rPr>
         <w:t xml:space="preserve">choose the best answer</w:t>
@@ -3145,7 +3151,7 @@
     </w:p>
     <w:p>
       <w:pPr>
-        <w:spacing w:before="0" w:after="0" w:line="20" w:lineRule="exact"/>
+        <w:spacing w:before="0" w:after="0" w:line="50" w:lineRule="exact"/>
       </w:pPr>
     </w:p>
     <w:tbl>
@@ -3195,25 +3201,25 @@
                 <w:rFonts w:ascii="Avenir Next" w:hAnsi="Avenir Next" w:cs="Avenir Next" w:eastAsia="Avenir Next"/>
                 <w:b/>
                 <w:color w:val="1A1A1A"/>
+                <w:sz w:val="22"/>
+                <w:szCs w:val="20"/>
+              </w:rPr>
+              <w:t xml:space="preserve">10.</w:t>
+            </w:r>
+            <w:r>
+              <w:rPr>
+                <w:rFonts w:ascii="Avenir Next" w:hAnsi="Avenir Next" w:cs="Avenir Next" w:eastAsia="Avenir Next"/>
+                <w:color w:val="1A1A1A"/>
                 <w:sz w:val="20"/>
                 <w:szCs w:val="20"/>
               </w:rPr>
-              <w:t xml:space="preserve">10.</w:t>
-            </w:r>
-            <w:r>
-              <w:rPr>
-                <w:rFonts w:ascii="Avenir Next" w:hAnsi="Avenir Next" w:cs="Avenir Next" w:eastAsia="Avenir Next"/>
-                <w:color w:val="1A1A1A"/>
-                <w:sz w:val="20"/>
-                <w:szCs w:val="20"/>
-              </w:rPr>
               <w:tab/>
             </w:r>
             <w:r>
               <w:rPr>
                 <w:rFonts w:ascii="Avenir Next" w:hAnsi="Avenir Next" w:cs="Avenir Next" w:eastAsia="Avenir Next"/>
                 <w:color w:val="1A1A1A"/>
-                <w:sz w:val="20"/>
+                <w:sz w:val="22"/>
                 <w:szCs w:val="20"/>
               </w:rPr>
               <w:t xml:space="preserve">How many faces does a square pyramid have in all?</w:t>
@@ -3269,25 +3275,25 @@
                       <w:rFonts w:ascii="Avenir Next" w:hAnsi="Avenir Next" w:cs="Avenir Next" w:eastAsia="Avenir Next"/>
                       <w:b/>
                       <w:color w:val="003A70"/>
+                      <w:sz w:val="22"/>
+                      <w:szCs w:val="19"/>
+                    </w:rPr>
+                    <w:t xml:space="preserve">A</w:t>
+                  </w:r>
+                  <w:r>
+                    <w:rPr>
+                      <w:rFonts w:ascii="Avenir Next" w:hAnsi="Avenir Next" w:cs="Avenir Next" w:eastAsia="Avenir Next"/>
+                      <w:color w:val="1A1A1A"/>
                       <w:sz w:val="19"/>
                       <w:szCs w:val="19"/>
                     </w:rPr>
-                    <w:t xml:space="preserve">A</w:t>
-                  </w:r>
-                  <w:r>
-                    <w:rPr>
-                      <w:rFonts w:ascii="Avenir Next" w:hAnsi="Avenir Next" w:cs="Avenir Next" w:eastAsia="Avenir Next"/>
-                      <w:color w:val="1A1A1A"/>
-                      <w:sz w:val="19"/>
-                      <w:szCs w:val="19"/>
-                    </w:rPr>
                     <w:tab/>
                   </w:r>
                   <w:r>
                     <w:rPr>
                       <w:rFonts w:ascii="Avenir Next" w:hAnsi="Avenir Next" w:cs="Avenir Next" w:eastAsia="Avenir Next"/>
                       <w:color w:val="1A1A1A"/>
-                      <w:sz w:val="19"/>
+                      <w:sz w:val="22"/>
                       <w:szCs w:val="19"/>
                     </w:rPr>
                     <w:t xml:space="preserve">4</w:t>
@@ -3312,25 +3318,25 @@
                       <w:rFonts w:ascii="Avenir Next" w:hAnsi="Avenir Next" w:cs="Avenir Next" w:eastAsia="Avenir Next"/>
                       <w:b/>
                       <w:color w:val="003A70"/>
+                      <w:sz w:val="22"/>
+                      <w:szCs w:val="19"/>
+                    </w:rPr>
+                    <w:t xml:space="preserve">B</w:t>
+                  </w:r>
+                  <w:r>
+                    <w:rPr>
+                      <w:rFonts w:ascii="Avenir Next" w:hAnsi="Avenir Next" w:cs="Avenir Next" w:eastAsia="Avenir Next"/>
+                      <w:color w:val="1A1A1A"/>
                       <w:sz w:val="19"/>
                       <w:szCs w:val="19"/>
                     </w:rPr>
-                    <w:t xml:space="preserve">B</w:t>
-                  </w:r>
-                  <w:r>
-                    <w:rPr>
-                      <w:rFonts w:ascii="Avenir Next" w:hAnsi="Avenir Next" w:cs="Avenir Next" w:eastAsia="Avenir Next"/>
-                      <w:color w:val="1A1A1A"/>
-                      <w:sz w:val="19"/>
-                      <w:szCs w:val="19"/>
-                    </w:rPr>
                     <w:tab/>
                   </w:r>
                   <w:r>
                     <w:rPr>
                       <w:rFonts w:ascii="Avenir Next" w:hAnsi="Avenir Next" w:cs="Avenir Next" w:eastAsia="Avenir Next"/>
                       <w:color w:val="1A1A1A"/>
-                      <w:sz w:val="19"/>
+                      <w:sz w:val="22"/>
                       <w:szCs w:val="19"/>
                     </w:rPr>
                     <w:t xml:space="preserve">5</w:t>
@@ -3355,25 +3361,25 @@
                       <w:rFonts w:ascii="Avenir Next" w:hAnsi="Avenir Next" w:cs="Avenir Next" w:eastAsia="Avenir Next"/>
                       <w:b/>
                       <w:color w:val="003A70"/>
+                      <w:sz w:val="22"/>
+                      <w:szCs w:val="19"/>
+                    </w:rPr>
+                    <w:t xml:space="preserve">C</w:t>
+                  </w:r>
+                  <w:r>
+                    <w:rPr>
+                      <w:rFonts w:ascii="Avenir Next" w:hAnsi="Avenir Next" w:cs="Avenir Next" w:eastAsia="Avenir Next"/>
+                      <w:color w:val="1A1A1A"/>
                       <w:sz w:val="19"/>
                       <w:szCs w:val="19"/>
                     </w:rPr>
-                    <w:t xml:space="preserve">C</w:t>
-                  </w:r>
-                  <w:r>
-                    <w:rPr>
-                      <w:rFonts w:ascii="Avenir Next" w:hAnsi="Avenir Next" w:cs="Avenir Next" w:eastAsia="Avenir Next"/>
-                      <w:color w:val="1A1A1A"/>
-                      <w:sz w:val="19"/>
-                      <w:szCs w:val="19"/>
-                    </w:rPr>
                     <w:tab/>
                   </w:r>
                   <w:r>
                     <w:rPr>
                       <w:rFonts w:ascii="Avenir Next" w:hAnsi="Avenir Next" w:cs="Avenir Next" w:eastAsia="Avenir Next"/>
                       <w:color w:val="1A1A1A"/>
-                      <w:sz w:val="19"/>
+                      <w:sz w:val="22"/>
                       <w:szCs w:val="19"/>
                     </w:rPr>
                     <w:t xml:space="preserve">6</w:t>
@@ -3398,25 +3404,25 @@
                       <w:rFonts w:ascii="Avenir Next" w:hAnsi="Avenir Next" w:cs="Avenir Next" w:eastAsia="Avenir Next"/>
                       <w:b/>
                       <w:color w:val="003A70"/>
+                      <w:sz w:val="22"/>
+                      <w:szCs w:val="19"/>
+                    </w:rPr>
+                    <w:t xml:space="preserve">D</w:t>
+                  </w:r>
+                  <w:r>
+                    <w:rPr>
+                      <w:rFonts w:ascii="Avenir Next" w:hAnsi="Avenir Next" w:cs="Avenir Next" w:eastAsia="Avenir Next"/>
+                      <w:color w:val="1A1A1A"/>
                       <w:sz w:val="19"/>
                       <w:szCs w:val="19"/>
                     </w:rPr>
-                    <w:t xml:space="preserve">D</w:t>
-                  </w:r>
-                  <w:r>
-                    <w:rPr>
-                      <w:rFonts w:ascii="Avenir Next" w:hAnsi="Avenir Next" w:cs="Avenir Next" w:eastAsia="Avenir Next"/>
-                      <w:color w:val="1A1A1A"/>
-                      <w:sz w:val="19"/>
-                      <w:szCs w:val="19"/>
-                    </w:rPr>
                     <w:tab/>
                   </w:r>
                   <w:r>
                     <w:rPr>
                       <w:rFonts w:ascii="Avenir Next" w:hAnsi="Avenir Next" w:cs="Avenir Next" w:eastAsia="Avenir Next"/>
                       <w:color w:val="1A1A1A"/>
-                      <w:sz w:val="19"/>
+                      <w:sz w:val="22"/>
                       <w:szCs w:val="19"/>
                     </w:rPr>
                     <w:t xml:space="preserve">8</w:t>
@@ -3427,7 +3433,7 @@
           </w:tbl>
           <w:p>
             <w:pPr>
-              <w:spacing w:before="0" w:after="0" w:line="24" w:lineRule="auto"/>
+              <w:spacing w:before="0" w:after="0" w:line="50" w:lineRule="exact"/>
             </w:pPr>
           </w:p>
         </w:tc>
@@ -3435,12 +3441,12 @@
     </w:tbl>
     <w:p>
       <w:pPr>
-        <w:spacing w:before="0" w:after="0" w:line="20" w:lineRule="exact"/>
+        <w:spacing w:before="0" w:after="0" w:line="50" w:lineRule="exact"/>
       </w:pPr>
     </w:p>
     <w:p>
       <w:pPr>
-        <w:spacing w:before="0" w:after="0" w:line="20" w:lineRule="exact"/>
+        <w:spacing w:before="0" w:after="0" w:line="50" w:lineRule="exact"/>
       </w:pPr>
     </w:p>
     <w:tbl>
@@ -3490,25 +3496,25 @@
                 <w:rFonts w:ascii="Avenir Next" w:hAnsi="Avenir Next" w:cs="Avenir Next" w:eastAsia="Avenir Next"/>
                 <w:b/>
                 <w:color w:val="1A1A1A"/>
+                <w:sz w:val="22"/>
+                <w:szCs w:val="20"/>
+              </w:rPr>
+              <w:t xml:space="preserve">11.</w:t>
+            </w:r>
+            <w:r>
+              <w:rPr>
+                <w:rFonts w:ascii="Avenir Next" w:hAnsi="Avenir Next" w:cs="Avenir Next" w:eastAsia="Avenir Next"/>
+                <w:color w:val="1A1A1A"/>
                 <w:sz w:val="20"/>
                 <w:szCs w:val="20"/>
               </w:rPr>
-              <w:t xml:space="preserve">11.</w:t>
-            </w:r>
-            <w:r>
-              <w:rPr>
-                <w:rFonts w:ascii="Avenir Next" w:hAnsi="Avenir Next" w:cs="Avenir Next" w:eastAsia="Avenir Next"/>
-                <w:color w:val="1A1A1A"/>
-                <w:sz w:val="20"/>
-                <w:szCs w:val="20"/>
-              </w:rPr>
               <w:tab/>
             </w:r>
             <w:r>
               <w:rPr>
                 <w:rFonts w:ascii="Avenir Next" w:hAnsi="Avenir Next" w:cs="Avenir Next" w:eastAsia="Avenir Next"/>
                 <w:color w:val="1A1A1A"/>
-                <w:sz w:val="20"/>
+                <w:sz w:val="22"/>
                 <w:szCs w:val="20"/>
               </w:rPr>
               <w:t xml:space="preserve">A base of 36 cm² plus four triangles of 15 cm² each gives a surface area of —</w:t>
@@ -3564,25 +3570,25 @@
                       <w:rFonts w:ascii="Avenir Next" w:hAnsi="Avenir Next" w:cs="Avenir Next" w:eastAsia="Avenir Next"/>
                       <w:b/>
                       <w:color w:val="003A70"/>
+                      <w:sz w:val="22"/>
+                      <w:szCs w:val="19"/>
+                    </w:rPr>
+                    <w:t xml:space="preserve">A</w:t>
+                  </w:r>
+                  <w:r>
+                    <w:rPr>
+                      <w:rFonts w:ascii="Avenir Next" w:hAnsi="Avenir Next" w:cs="Avenir Next" w:eastAsia="Avenir Next"/>
+                      <w:color w:val="1A1A1A"/>
                       <w:sz w:val="19"/>
                       <w:szCs w:val="19"/>
                     </w:rPr>
-                    <w:t xml:space="preserve">A</w:t>
-                  </w:r>
-                  <w:r>
-                    <w:rPr>
-                      <w:rFonts w:ascii="Avenir Next" w:hAnsi="Avenir Next" w:cs="Avenir Next" w:eastAsia="Avenir Next"/>
-                      <w:color w:val="1A1A1A"/>
-                      <w:sz w:val="19"/>
-                      <w:szCs w:val="19"/>
-                    </w:rPr>
                     <w:tab/>
                   </w:r>
                   <w:r>
                     <w:rPr>
                       <w:rFonts w:ascii="Avenir Next" w:hAnsi="Avenir Next" w:cs="Avenir Next" w:eastAsia="Avenir Next"/>
                       <w:color w:val="1A1A1A"/>
-                      <w:sz w:val="19"/>
+                      <w:sz w:val="22"/>
                       <w:szCs w:val="19"/>
                     </w:rPr>
                     <w:t xml:space="preserve">51 cm²</w:t>
@@ -3607,25 +3613,25 @@
                       <w:rFonts w:ascii="Avenir Next" w:hAnsi="Avenir Next" w:cs="Avenir Next" w:eastAsia="Avenir Next"/>
                       <w:b/>
                       <w:color w:val="003A70"/>
+                      <w:sz w:val="22"/>
+                      <w:szCs w:val="19"/>
+                    </w:rPr>
+                    <w:t xml:space="preserve">B</w:t>
+                  </w:r>
+                  <w:r>
+                    <w:rPr>
+                      <w:rFonts w:ascii="Avenir Next" w:hAnsi="Avenir Next" w:cs="Avenir Next" w:eastAsia="Avenir Next"/>
+                      <w:color w:val="1A1A1A"/>
                       <w:sz w:val="19"/>
                       <w:szCs w:val="19"/>
                     </w:rPr>
-                    <w:t xml:space="preserve">B</w:t>
-                  </w:r>
-                  <w:r>
-                    <w:rPr>
-                      <w:rFonts w:ascii="Avenir Next" w:hAnsi="Avenir Next" w:cs="Avenir Next" w:eastAsia="Avenir Next"/>
-                      <w:color w:val="1A1A1A"/>
-                      <w:sz w:val="19"/>
-                      <w:szCs w:val="19"/>
-                    </w:rPr>
                     <w:tab/>
                   </w:r>
                   <w:r>
                     <w:rPr>
                       <w:rFonts w:ascii="Avenir Next" w:hAnsi="Avenir Next" w:cs="Avenir Next" w:eastAsia="Avenir Next"/>
                       <w:color w:val="1A1A1A"/>
-                      <w:sz w:val="19"/>
+                      <w:sz w:val="22"/>
                       <w:szCs w:val="19"/>
                     </w:rPr>
                     <w:t xml:space="preserve">60 cm²</w:t>
@@ -3650,25 +3656,25 @@
                       <w:rFonts w:ascii="Avenir Next" w:hAnsi="Avenir Next" w:cs="Avenir Next" w:eastAsia="Avenir Next"/>
                       <w:b/>
                       <w:color w:val="003A70"/>
+                      <w:sz w:val="22"/>
+                      <w:szCs w:val="19"/>
+                    </w:rPr>
+                    <w:t xml:space="preserve">C</w:t>
+                  </w:r>
+                  <w:r>
+                    <w:rPr>
+                      <w:rFonts w:ascii="Avenir Next" w:hAnsi="Avenir Next" w:cs="Avenir Next" w:eastAsia="Avenir Next"/>
+                      <w:color w:val="1A1A1A"/>
                       <w:sz w:val="19"/>
                       <w:szCs w:val="19"/>
                     </w:rPr>
-                    <w:t xml:space="preserve">C</w:t>
-                  </w:r>
-                  <w:r>
-                    <w:rPr>
-                      <w:rFonts w:ascii="Avenir Next" w:hAnsi="Avenir Next" w:cs="Avenir Next" w:eastAsia="Avenir Next"/>
-                      <w:color w:val="1A1A1A"/>
-                      <w:sz w:val="19"/>
-                      <w:szCs w:val="19"/>
-                    </w:rPr>
                     <w:tab/>
                   </w:r>
                   <w:r>
                     <w:rPr>
                       <w:rFonts w:ascii="Avenir Next" w:hAnsi="Avenir Next" w:cs="Avenir Next" w:eastAsia="Avenir Next"/>
                       <w:color w:val="1A1A1A"/>
-                      <w:sz w:val="19"/>
+                      <w:sz w:val="22"/>
                       <w:szCs w:val="19"/>
                     </w:rPr>
                     <w:t xml:space="preserve">96 cm²</w:t>
@@ -3693,25 +3699,25 @@
                       <w:rFonts w:ascii="Avenir Next" w:hAnsi="Avenir Next" w:cs="Avenir Next" w:eastAsia="Avenir Next"/>
                       <w:b/>
                       <w:color w:val="003A70"/>
+                      <w:sz w:val="22"/>
+                      <w:szCs w:val="19"/>
+                    </w:rPr>
+                    <w:t xml:space="preserve">D</w:t>
+                  </w:r>
+                  <w:r>
+                    <w:rPr>
+                      <w:rFonts w:ascii="Avenir Next" w:hAnsi="Avenir Next" w:cs="Avenir Next" w:eastAsia="Avenir Next"/>
+                      <w:color w:val="1A1A1A"/>
                       <w:sz w:val="19"/>
                       <w:szCs w:val="19"/>
                     </w:rPr>
-                    <w:t xml:space="preserve">D</w:t>
-                  </w:r>
-                  <w:r>
-                    <w:rPr>
-                      <w:rFonts w:ascii="Avenir Next" w:hAnsi="Avenir Next" w:cs="Avenir Next" w:eastAsia="Avenir Next"/>
-                      <w:color w:val="1A1A1A"/>
-                      <w:sz w:val="19"/>
-                      <w:szCs w:val="19"/>
-                    </w:rPr>
                     <w:tab/>
                   </w:r>
                   <w:r>
                     <w:rPr>
                       <w:rFonts w:ascii="Avenir Next" w:hAnsi="Avenir Next" w:cs="Avenir Next" w:eastAsia="Avenir Next"/>
                       <w:color w:val="1A1A1A"/>
-                      <w:sz w:val="19"/>
+                      <w:sz w:val="22"/>
                       <w:szCs w:val="19"/>
                     </w:rPr>
                     <w:t xml:space="preserve">540 cm²</w:t>
@@ -3722,7 +3728,7 @@
           </w:tbl>
           <w:p>
             <w:pPr>
-              <w:spacing w:before="0" w:after="0" w:line="24" w:lineRule="auto"/>
+              <w:spacing w:before="0" w:after="0" w:line="50" w:lineRule="exact"/>
             </w:pPr>
           </w:p>
         </w:tc>
@@ -3730,11 +3736,12 @@
     </w:tbl>
     <w:p>
       <w:pPr>
-        <w:spacing w:before="0" w:after="0" w:line="20" w:lineRule="exact"/>
+        <w:spacing w:before="0" w:after="0" w:line="50" w:lineRule="exact"/>
       </w:pPr>
     </w:p>
     <w:p>
       <w:pPr>
+        <w:pStyle w:val="Heading2"/>
         <w:keepNext/>
         <w:pBdr>
           <w:bottom w:val="single" w:sz="8" w:space="3" w:color="003A70"/>
@@ -3750,7 +3757,7 @@
           <w:b/>
           <w:color w:val="003A70"/>
           <w:spacing w:val="14"/>
-          <w:sz w:val="19"/>
+          <w:sz w:val="22"/>
           <w:szCs w:val="19"/>
         </w:rPr>
         <w:t xml:space="preserve">SELF-CHECK CODE</w:t>
@@ -3769,7 +3776,7 @@
           <w:rFonts w:ascii="Avenir Next" w:hAnsi="Avenir Next" w:cs="Avenir Next" w:eastAsia="Avenir Next"/>
           <w:i/>
           <w:color w:val="5A5F66"/>
-          <w:sz w:val="17"/>
+          <w:sz w:val="22"/>
           <w:szCs w:val="17"/>
         </w:rPr>
         <w:t xml:space="preserve">find your answer · copy its letter into that problem’s box · spell a math word</w:t>
@@ -3828,7 +3835,7 @@
                 <w:rFonts w:ascii="Avenir Next" w:hAnsi="Avenir Next" w:cs="Avenir Next" w:eastAsia="Avenir Next"/>
                 <w:b/>
                 <w:color w:val="1A1A1A"/>
-                <w:sz w:val="18"/>
+                <w:sz w:val="22"/>
                 <w:szCs w:val="18"/>
               </w:rPr>
               <w:t xml:space="preserve">960</w:t>
@@ -3844,7 +3851,7 @@
                 <w:rFonts w:ascii="Avenir Next" w:hAnsi="Avenir Next" w:cs="Avenir Next" w:eastAsia="Avenir Next"/>
                 <w:b/>
                 <w:color w:val="003A70"/>
-                <w:sz w:val="18"/>
+                <w:sz w:val="22"/>
                 <w:szCs w:val="18"/>
               </w:rPr>
               <w:t xml:space="preserve">Z</w:t>
@@ -3867,7 +3874,7 @@
                 <w:rFonts w:ascii="Avenir Next" w:hAnsi="Avenir Next" w:cs="Avenir Next" w:eastAsia="Avenir Next"/>
                 <w:b/>
                 <w:color w:val="1A1A1A"/>
-                <w:sz w:val="18"/>
+                <w:sz w:val="22"/>
                 <w:szCs w:val="18"/>
               </w:rPr>
               <w:t xml:space="preserve">12</w:t>
@@ -3883,7 +3890,7 @@
                 <w:rFonts w:ascii="Avenir Next" w:hAnsi="Avenir Next" w:cs="Avenir Next" w:eastAsia="Avenir Next"/>
                 <w:b/>
                 <w:color w:val="003A70"/>
-                <w:sz w:val="18"/>
+                <w:sz w:val="22"/>
                 <w:szCs w:val="18"/>
               </w:rPr>
               <w:t xml:space="preserve">T</w:t>
@@ -3906,7 +3913,7 @@
                 <w:rFonts w:ascii="Avenir Next" w:hAnsi="Avenir Next" w:cs="Avenir Next" w:eastAsia="Avenir Next"/>
                 <w:b/>
                 <w:color w:val="1A1A1A"/>
-                <w:sz w:val="18"/>
+                <w:sz w:val="22"/>
                 <w:szCs w:val="18"/>
               </w:rPr>
               <w:t xml:space="preserve">88</w:t>
@@ -3922,7 +3929,7 @@
                 <w:rFonts w:ascii="Avenir Next" w:hAnsi="Avenir Next" w:cs="Avenir Next" w:eastAsia="Avenir Next"/>
                 <w:b/>
                 <w:color w:val="003A70"/>
-                <w:sz w:val="18"/>
+                <w:sz w:val="22"/>
                 <w:szCs w:val="18"/>
               </w:rPr>
               <w:t xml:space="preserve">Q</w:t>
@@ -3945,7 +3952,7 @@
                 <w:rFonts w:ascii="Avenir Next" w:hAnsi="Avenir Next" w:cs="Avenir Next" w:eastAsia="Avenir Next"/>
                 <w:b/>
                 <w:color w:val="1A1A1A"/>
-                <w:sz w:val="18"/>
+                <w:sz w:val="22"/>
                 <w:szCs w:val="18"/>
               </w:rPr>
               <w:t xml:space="preserve">480</w:t>
@@ -3961,7 +3968,7 @@
                 <w:rFonts w:ascii="Avenir Next" w:hAnsi="Avenir Next" w:cs="Avenir Next" w:eastAsia="Avenir Next"/>
                 <w:b/>
                 <w:color w:val="003A70"/>
-                <w:sz w:val="18"/>
+                <w:sz w:val="22"/>
                 <w:szCs w:val="18"/>
               </w:rPr>
               <w:t xml:space="preserve">E</w:t>
@@ -3984,7 +3991,7 @@
                 <w:rFonts w:ascii="Avenir Next" w:hAnsi="Avenir Next" w:cs="Avenir Next" w:eastAsia="Avenir Next"/>
                 <w:b/>
                 <w:color w:val="1A1A1A"/>
-                <w:sz w:val="18"/>
+                <w:sz w:val="22"/>
                 <w:szCs w:val="18"/>
               </w:rPr>
               <w:t xml:space="preserve">340</w:t>
@@ -4000,7 +4007,7 @@
                 <w:rFonts w:ascii="Avenir Next" w:hAnsi="Avenir Next" w:cs="Avenir Next" w:eastAsia="Avenir Next"/>
                 <w:b/>
                 <w:color w:val="003A70"/>
-                <w:sz w:val="18"/>
+                <w:sz w:val="22"/>
                 <w:szCs w:val="18"/>
               </w:rPr>
               <w:t xml:space="preserve">N</w:t>
@@ -4023,7 +4030,7 @@
                 <w:rFonts w:ascii="Avenir Next" w:hAnsi="Avenir Next" w:cs="Avenir Next" w:eastAsia="Avenir Next"/>
                 <w:b/>
                 <w:color w:val="1A1A1A"/>
-                <w:sz w:val="18"/>
+                <w:sz w:val="22"/>
                 <w:szCs w:val="18"/>
               </w:rPr>
               <w:t xml:space="preserve">360</w:t>
@@ -4039,7 +4046,7 @@
                 <w:rFonts w:ascii="Avenir Next" w:hAnsi="Avenir Next" w:cs="Avenir Next" w:eastAsia="Avenir Next"/>
                 <w:b/>
                 <w:color w:val="003A70"/>
-                <w:sz w:val="18"/>
+                <w:sz w:val="22"/>
                 <w:szCs w:val="18"/>
               </w:rPr>
               <w:t xml:space="preserve">O</w:t>
@@ -4062,7 +4069,7 @@
                 <w:rFonts w:ascii="Avenir Next" w:hAnsi="Avenir Next" w:cs="Avenir Next" w:eastAsia="Avenir Next"/>
                 <w:b/>
                 <w:color w:val="1A1A1A"/>
-                <w:sz w:val="18"/>
+                <w:sz w:val="22"/>
                 <w:szCs w:val="18"/>
               </w:rPr>
               <w:t xml:space="preserve">1,536</w:t>
@@ -4078,7 +4085,7 @@
                 <w:rFonts w:ascii="Avenir Next" w:hAnsi="Avenir Next" w:cs="Avenir Next" w:eastAsia="Avenir Next"/>
                 <w:b/>
                 <w:color w:val="003A70"/>
-                <w:sz w:val="18"/>
+                <w:sz w:val="22"/>
                 <w:szCs w:val="18"/>
               </w:rPr>
               <w:t xml:space="preserve">U</w:t>
@@ -4101,7 +4108,7 @@
                 <w:rFonts w:ascii="Avenir Next" w:hAnsi="Avenir Next" w:cs="Avenir Next" w:eastAsia="Avenir Next"/>
                 <w:b/>
                 <w:color w:val="1A1A1A"/>
-                <w:sz w:val="18"/>
+                <w:sz w:val="22"/>
                 <w:szCs w:val="18"/>
               </w:rPr>
               <w:t xml:space="preserve">532</w:t>
@@ -4117,7 +4124,7 @@
                 <w:rFonts w:ascii="Avenir Next" w:hAnsi="Avenir Next" w:cs="Avenir Next" w:eastAsia="Avenir Next"/>
                 <w:b/>
                 <w:color w:val="003A70"/>
-                <w:sz w:val="18"/>
+                <w:sz w:val="22"/>
                 <w:szCs w:val="18"/>
               </w:rPr>
               <w:t xml:space="preserve">M</w:t>
@@ -4140,7 +4147,7 @@
                 <w:rFonts w:ascii="Avenir Next" w:hAnsi="Avenir Next" w:cs="Avenir Next" w:eastAsia="Avenir Next"/>
                 <w:b/>
                 <w:color w:val="1A1A1A"/>
-                <w:sz w:val="18"/>
+                <w:sz w:val="22"/>
                 <w:szCs w:val="18"/>
               </w:rPr>
               <w:t xml:space="preserve">208</w:t>
@@ -4156,7 +4163,7 @@
                 <w:rFonts w:ascii="Avenir Next" w:hAnsi="Avenir Next" w:cs="Avenir Next" w:eastAsia="Avenir Next"/>
                 <w:b/>
                 <w:color w:val="003A70"/>
-                <w:sz w:val="18"/>
+                <w:sz w:val="22"/>
                 <w:szCs w:val="18"/>
               </w:rPr>
               <w:t xml:space="preserve">N</w:t>
@@ -4179,7 +4186,7 @@
                 <w:rFonts w:ascii="Avenir Next" w:hAnsi="Avenir Next" w:cs="Avenir Next" w:eastAsia="Avenir Next"/>
                 <w:b/>
                 <w:color w:val="1A1A1A"/>
-                <w:sz w:val="18"/>
+                <w:sz w:val="22"/>
                 <w:szCs w:val="18"/>
               </w:rPr>
               <w:t xml:space="preserve">608</w:t>
@@ -4195,7 +4202,7 @@
                 <w:rFonts w:ascii="Avenir Next" w:hAnsi="Avenir Next" w:cs="Avenir Next" w:eastAsia="Avenir Next"/>
                 <w:b/>
                 <w:color w:val="003A70"/>
-                <w:sz w:val="18"/>
+                <w:sz w:val="22"/>
                 <w:szCs w:val="18"/>
               </w:rPr>
               <w:t xml:space="preserve">M</w:t>
@@ -4206,7 +4213,7 @@
     </w:tbl>
     <w:p>
       <w:pPr>
-        <w:spacing w:before="0" w:after="0" w:line="60" w:lineRule="auto"/>
+        <w:spacing w:before="0" w:after="0" w:line="50" w:lineRule="exact"/>
       </w:pPr>
     </w:p>
     <w:tbl>
@@ -4417,7 +4424,7 @@
     </w:tbl>
     <w:p>
       <w:pPr>
-        <w:spacing w:before="0" w:after="0" w:line="40" w:lineRule="auto"/>
+        <w:spacing w:before="0" w:after="0" w:line="50" w:lineRule="exact"/>
       </w:pPr>
     </w:p>
     <w:tbl>
@@ -4459,6 +4466,7 @@
           </w:tcPr>
           <w:p>
             <w:pPr>
+              <w:pStyle w:val="Heading2"/>
               <w:spacing w:before="0" w:after="0" w:line="240" w:lineRule="auto"/>
             </w:pPr>
             <w:r>
@@ -4496,7 +4504,7 @@
               <w:rPr>
                 <w:rFonts w:ascii="Avenir Next" w:hAnsi="Avenir Next" w:cs="Avenir Next" w:eastAsia="Avenir Next"/>
                 <w:color w:val="1A1A1A"/>
-                <w:sz w:val="17"/>
+                <w:sz w:val="22"/>
                 <w:szCs w:val="17"/>
               </w:rPr>
               <w:t xml:space="preserve">  I can do this on my own</w:t>
@@ -4525,7 +4533,7 @@
               <w:rPr>
                 <w:rFonts w:ascii="Avenir Next" w:hAnsi="Avenir Next" w:cs="Avenir Next" w:eastAsia="Avenir Next"/>
                 <w:color w:val="1A1A1A"/>
-                <w:sz w:val="17"/>
+                <w:sz w:val="22"/>
                 <w:szCs w:val="17"/>
               </w:rPr>
               <w:t xml:space="preserve">  I need a little help</w:t>
@@ -4554,7 +4562,7 @@
               <w:rPr>
                 <w:rFonts w:ascii="Avenir Next" w:hAnsi="Avenir Next" w:cs="Avenir Next" w:eastAsia="Avenir Next"/>
                 <w:color w:val="1A1A1A"/>
-                <w:sz w:val="17"/>
+                <w:sz w:val="22"/>
                 <w:szCs w:val="17"/>
               </w:rPr>
               <w:t xml:space="preserve">  I have a question about #</w:t>
@@ -4575,7 +4583,7 @@
     </w:tbl>
     <w:p>
       <w:pPr>
-        <w:spacing w:before="0" w:after="0" w:line="20" w:lineRule="exact"/>
+        <w:spacing w:before="0" w:after="0" w:line="50" w:lineRule="exact"/>
       </w:pPr>
     </w:p>
     <w:sectPr>
@@ -4661,7 +4669,106 @@
               <w:sz w:val="15"/>
               <w:szCs w:val="15"/>
             </w:rPr>
-            <w:t xml:space="preserve">Lesson 5-8  ·  Session 1  ·  Practice Form B</w:t>
+            <w:t xml:space="preserve">5-8 · Page </w:t>
+          </w:r>
+          <w:r>
+            <w:rPr>
+              <w:rFonts w:ascii="Avenir Next" w:hAnsi="Avenir Next" w:cs="Avenir Next" w:eastAsia="Avenir Next"/>
+              <w:color w:val="5A5F66"/>
+              <w:sz w:val="15"/>
+              <w:szCs w:val="15"/>
+            </w:rPr>
+            <w:fldChar w:fldCharType="begin"/>
+          </w:r>
+          <w:r>
+            <w:rPr>
+              <w:rFonts w:ascii="Avenir Next" w:hAnsi="Avenir Next" w:cs="Avenir Next" w:eastAsia="Avenir Next"/>
+              <w:color w:val="5A5F66"/>
+              <w:sz w:val="15"/>
+              <w:szCs w:val="15"/>
+            </w:rPr>
+            <w:instrText xml:space="preserve"> PAGE </w:instrText>
+          </w:r>
+          <w:r>
+            <w:rPr>
+              <w:rFonts w:ascii="Avenir Next" w:hAnsi="Avenir Next" w:cs="Avenir Next" w:eastAsia="Avenir Next"/>
+              <w:color w:val="5A5F66"/>
+              <w:sz w:val="15"/>
+              <w:szCs w:val="15"/>
+            </w:rPr>
+            <w:fldChar w:fldCharType="separate"/>
+          </w:r>
+          <w:r>
+            <w:rPr>
+              <w:rFonts w:ascii="Avenir Next" w:hAnsi="Avenir Next" w:cs="Avenir Next" w:eastAsia="Avenir Next"/>
+              <w:color w:val="5A5F66"/>
+              <w:sz w:val="15"/>
+              <w:szCs w:val="15"/>
+            </w:rPr>
+            <w:t xml:space="preserve">1</w:t>
+          </w:r>
+          <w:r>
+            <w:rPr>
+              <w:rFonts w:ascii="Avenir Next" w:hAnsi="Avenir Next" w:cs="Avenir Next" w:eastAsia="Avenir Next"/>
+              <w:color w:val="5A5F66"/>
+              <w:sz w:val="15"/>
+              <w:szCs w:val="15"/>
+            </w:rPr>
+            <w:fldChar w:fldCharType="end"/>
+          </w:r>
+          <w:r>
+            <w:rPr>
+              <w:rFonts w:ascii="Avenir Next" w:hAnsi="Avenir Next" w:cs="Avenir Next" w:eastAsia="Avenir Next"/>
+              <w:color w:val="5A5F66"/>
+              <w:sz w:val="15"/>
+              <w:szCs w:val="15"/>
+            </w:rPr>
+            <w:t xml:space="preserve"> of </w:t>
+          </w:r>
+          <w:r>
+            <w:rPr>
+              <w:rFonts w:ascii="Avenir Next" w:hAnsi="Avenir Next" w:cs="Avenir Next" w:eastAsia="Avenir Next"/>
+              <w:color w:val="5A5F66"/>
+              <w:sz w:val="15"/>
+              <w:szCs w:val="15"/>
+            </w:rPr>
+            <w:fldChar w:fldCharType="begin"/>
+          </w:r>
+          <w:r>
+            <w:rPr>
+              <w:rFonts w:ascii="Avenir Next" w:hAnsi="Avenir Next" w:cs="Avenir Next" w:eastAsia="Avenir Next"/>
+              <w:color w:val="5A5F66"/>
+              <w:sz w:val="15"/>
+              <w:szCs w:val="15"/>
+            </w:rPr>
+            <w:instrText xml:space="preserve"> NUMPAGES </w:instrText>
+          </w:r>
+          <w:r>
+            <w:rPr>
+              <w:rFonts w:ascii="Avenir Next" w:hAnsi="Avenir Next" w:cs="Avenir Next" w:eastAsia="Avenir Next"/>
+              <w:color w:val="5A5F66"/>
+              <w:sz w:val="15"/>
+              <w:szCs w:val="15"/>
+            </w:rPr>
+            <w:fldChar w:fldCharType="separate"/>
+          </w:r>
+          <w:r>
+            <w:rPr>
+              <w:rFonts w:ascii="Avenir Next" w:hAnsi="Avenir Next" w:cs="Avenir Next" w:eastAsia="Avenir Next"/>
+              <w:color w:val="5A5F66"/>
+              <w:sz w:val="15"/>
+              <w:szCs w:val="15"/>
+            </w:rPr>
+            <w:t xml:space="preserve">1</w:t>
+          </w:r>
+          <w:r>
+            <w:rPr>
+              <w:rFonts w:ascii="Avenir Next" w:hAnsi="Avenir Next" w:cs="Avenir Next" w:eastAsia="Avenir Next"/>
+              <w:color w:val="5A5F66"/>
+              <w:sz w:val="15"/>
+              <w:szCs w:val="15"/>
+            </w:rPr>
+            <w:fldChar w:fldCharType="end"/>
           </w:r>
         </w:p>
       </w:tc>
@@ -4704,5 +4811,23 @@
       </w:tblCellMar>
     </w:tblPr>
   </w:style>
+  <w:style w:type="paragraph" w:styleId="Heading1">
+    <w:name w:val="heading 1"/>
+    <w:basedOn w:val="Normal"/>
+    <w:pPr>
+      <w:outlineLvl w:val="0"/>
+      <w:keepNext w:val="0"/>
+      <w:keepLines w:val="0"/>
+    </w:pPr>
+  </w:style>
+  <w:style w:type="paragraph" w:styleId="Heading2">
+    <w:name w:val="heading 2"/>
+    <w:basedOn w:val="Normal"/>
+    <w:pPr>
+      <w:outlineLvl w:val="1"/>
+      <w:keepNext w:val="0"/>
+      <w:keepLines w:val="0"/>
+    </w:pPr>
+  </w:style>
 </w:styles>
 </file>